--- a/Notes/Day 12.docx
+++ b/Notes/Day 12.docx
@@ -1084,6 +1084,358 @@
     <w:p>
       <w:pPr>
         <w:spacing w:after="0"/>
+      </w:pPr>
+      <w:r>
+        <w:t>IAM is security framework in GCP that controls who can access GCP resources &amp; what action they are allowed to perform.</w:t>
+      </w:r>
+    </w:p>
+    <w:p>
+      <w:pPr>
+        <w:spacing w:after="0"/>
+      </w:pPr>
+      <w:r>
+        <w:t>IAM helps organizations manage access to cloud resources securely &amp; efficiently.</w:t>
+      </w:r>
+    </w:p>
+    <w:p>
+      <w:pPr>
+        <w:spacing w:after="0"/>
+      </w:pPr>
+      <w:r>
+        <w:rPr>
+          <w:b/>
+          <w:bCs/>
+        </w:rPr>
+        <w:t>Main objectives of IAM</w:t>
+      </w:r>
+    </w:p>
+    <w:p>
+      <w:pPr>
+        <w:pStyle w:val="ListParagraph"/>
+        <w:numPr>
+          <w:ilvl w:val="0"/>
+          <w:numId w:val="9"/>
+        </w:numPr>
+        <w:spacing w:after="0"/>
+      </w:pPr>
+      <w:r>
+        <w:t>Authentication</w:t>
+      </w:r>
+    </w:p>
+    <w:p>
+      <w:pPr>
+        <w:pStyle w:val="ListParagraph"/>
+        <w:numPr>
+          <w:ilvl w:val="0"/>
+          <w:numId w:val="9"/>
+        </w:numPr>
+        <w:spacing w:after="0"/>
+      </w:pPr>
+      <w:r>
+        <w:t>Authorization</w:t>
+      </w:r>
+    </w:p>
+    <w:p>
+      <w:pPr>
+        <w:pStyle w:val="ListParagraph"/>
+        <w:numPr>
+          <w:ilvl w:val="0"/>
+          <w:numId w:val="9"/>
+        </w:numPr>
+        <w:spacing w:after="0"/>
+      </w:pPr>
+      <w:r>
+        <w:t>Access Control</w:t>
+      </w:r>
+    </w:p>
+    <w:p>
+      <w:pPr>
+        <w:pStyle w:val="ListParagraph"/>
+        <w:numPr>
+          <w:ilvl w:val="0"/>
+          <w:numId w:val="9"/>
+        </w:numPr>
+        <w:spacing w:after="0"/>
+      </w:pPr>
+      <w:r>
+        <w:t>Security</w:t>
+      </w:r>
+    </w:p>
+    <w:p>
+      <w:pPr>
+        <w:pStyle w:val="ListParagraph"/>
+        <w:numPr>
+          <w:ilvl w:val="0"/>
+          <w:numId w:val="9"/>
+        </w:numPr>
+        <w:spacing w:after="0"/>
+      </w:pPr>
+      <w:r>
+        <w:t>Accountability</w:t>
+      </w:r>
+    </w:p>
+    <w:p>
+      <w:pPr>
+        <w:spacing w:after="0"/>
+      </w:pPr>
+      <w:r>
+        <w:t>GCP IAM uses three fundamental concepts:</w:t>
+      </w:r>
+    </w:p>
+    <w:p>
+      <w:pPr>
+        <w:spacing w:after="0"/>
+      </w:pPr>
+      <w:r>
+        <w:drawing>
+          <wp:inline distT="0" distB="0" distL="0" distR="0" wp14:anchorId="02B95272" wp14:editId="2FAAD16C">
+            <wp:extent cx="5730659" cy="2146852"/>
+            <wp:effectExtent l="0" t="0" r="3810" b="6350"/>
+            <wp:docPr id="182071500" name="Picture 1"/>
+            <wp:cNvGraphicFramePr>
+              <a:graphicFrameLocks xmlns:a="http://schemas.openxmlformats.org/drawingml/2006/main" noChangeAspect="1"/>
+            </wp:cNvGraphicFramePr>
+            <a:graphic xmlns:a="http://schemas.openxmlformats.org/drawingml/2006/main">
+              <a:graphicData uri="http://schemas.openxmlformats.org/drawingml/2006/picture">
+                <pic:pic xmlns:pic="http://schemas.openxmlformats.org/drawingml/2006/picture">
+                  <pic:nvPicPr>
+                    <pic:cNvPr id="182071500" name=""/>
+                    <pic:cNvPicPr/>
+                  </pic:nvPicPr>
+                  <pic:blipFill rotWithShape="1">
+                    <a:blip r:embed="rId5"/>
+                    <a:srcRect t="22059" b="21744"/>
+                    <a:stretch>
+                      <a:fillRect/>
+                    </a:stretch>
+                  </pic:blipFill>
+                  <pic:spPr bwMode="auto">
+                    <a:xfrm>
+                      <a:off x="0" y="0"/>
+                      <a:ext cx="5731510" cy="2147171"/>
+                    </a:xfrm>
+                    <a:prstGeom prst="rect">
+                      <a:avLst/>
+                    </a:prstGeom>
+                    <a:ln>
+                      <a:noFill/>
+                    </a:ln>
+                    <a:extLst>
+                      <a:ext uri="{53640926-AAD7-44D8-BBD7-CCE9431645EC}">
+                        <a14:shadowObscured xmlns:a14="http://schemas.microsoft.com/office/drawing/2010/main"/>
+                      </a:ext>
+                    </a:extLst>
+                  </pic:spPr>
+                </pic:pic>
+              </a:graphicData>
+            </a:graphic>
+          </wp:inline>
+        </w:drawing>
+      </w:r>
+    </w:p>
+    <w:tbl>
+      <w:tblPr>
+        <w:tblStyle w:val="GridTable5Dark-Accent4"/>
+        <w:tblW w:w="0" w:type="auto"/>
+        <w:tblLook w:val="04A0" w:firstRow="1" w:lastRow="0" w:firstColumn="1" w:lastColumn="0" w:noHBand="0" w:noVBand="1"/>
+      </w:tblPr>
+      <w:tblGrid>
+        <w:gridCol w:w="1531"/>
+        <w:gridCol w:w="4864"/>
+      </w:tblGrid>
+      <w:tr>
+        <w:trPr>
+          <w:cnfStyle w:val="100000000000" w:firstRow="1" w:lastRow="0" w:firstColumn="0" w:lastColumn="0" w:oddVBand="0" w:evenVBand="0" w:oddHBand="0" w:evenHBand="0" w:firstRowFirstColumn="0" w:firstRowLastColumn="0" w:lastRowFirstColumn="0" w:lastRowLastColumn="0"/>
+        </w:trPr>
+        <w:tc>
+          <w:tcPr>
+            <w:cnfStyle w:val="001000000000" w:firstRow="0" w:lastRow="0" w:firstColumn="1" w:lastColumn="0" w:oddVBand="0" w:evenVBand="0" w:oddHBand="0" w:evenHBand="0" w:firstRowFirstColumn="0" w:firstRowLastColumn="0" w:lastRowFirstColumn="0" w:lastRowLastColumn="0"/>
+            <w:tcW w:w="0" w:type="auto"/>
+            <w:hideMark/>
+          </w:tcPr>
+          <w:p>
+            <w:pPr>
+              <w:spacing w:line="278" w:lineRule="auto"/>
+            </w:pPr>
+            <w:r>
+              <w:t>Component</w:t>
+            </w:r>
+          </w:p>
+        </w:tc>
+        <w:tc>
+          <w:tcPr>
+            <w:tcW w:w="0" w:type="auto"/>
+            <w:hideMark/>
+          </w:tcPr>
+          <w:p>
+            <w:pPr>
+              <w:spacing w:line="278" w:lineRule="auto"/>
+              <w:cnfStyle w:val="100000000000" w:firstRow="1" w:lastRow="0" w:firstColumn="0" w:lastColumn="0" w:oddVBand="0" w:evenVBand="0" w:oddHBand="0" w:evenHBand="0" w:firstRowFirstColumn="0" w:firstRowLastColumn="0" w:lastRowFirstColumn="0" w:lastRowLastColumn="0"/>
+            </w:pPr>
+            <w:r>
+              <w:t>Description</w:t>
+            </w:r>
+          </w:p>
+        </w:tc>
+      </w:tr>
+      <w:tr>
+        <w:trPr>
+          <w:cnfStyle w:val="000000100000" w:firstRow="0" w:lastRow="0" w:firstColumn="0" w:lastColumn="0" w:oddVBand="0" w:evenVBand="0" w:oddHBand="1" w:evenHBand="0" w:firstRowFirstColumn="0" w:firstRowLastColumn="0" w:lastRowFirstColumn="0" w:lastRowLastColumn="0"/>
+        </w:trPr>
+        <w:tc>
+          <w:tcPr>
+            <w:cnfStyle w:val="001000000000" w:firstRow="0" w:lastRow="0" w:firstColumn="1" w:lastColumn="0" w:oddVBand="0" w:evenVBand="0" w:oddHBand="0" w:evenHBand="0" w:firstRowFirstColumn="0" w:firstRowLastColumn="0" w:lastRowFirstColumn="0" w:lastRowLastColumn="0"/>
+            <w:tcW w:w="0" w:type="auto"/>
+            <w:hideMark/>
+          </w:tcPr>
+          <w:p>
+            <w:pPr>
+              <w:spacing w:line="278" w:lineRule="auto"/>
+            </w:pPr>
+            <w:r>
+              <w:t>Principal</w:t>
+            </w:r>
+          </w:p>
+        </w:tc>
+        <w:tc>
+          <w:tcPr>
+            <w:tcW w:w="0" w:type="auto"/>
+            <w:hideMark/>
+          </w:tcPr>
+          <w:p>
+            <w:pPr>
+              <w:spacing w:line="278" w:lineRule="auto"/>
+              <w:cnfStyle w:val="000000100000" w:firstRow="0" w:lastRow="0" w:firstColumn="0" w:lastColumn="0" w:oddVBand="0" w:evenVBand="0" w:oddHBand="1" w:evenHBand="0" w:firstRowFirstColumn="0" w:firstRowLastColumn="0" w:lastRowFirstColumn="0" w:lastRowLastColumn="0"/>
+            </w:pPr>
+            <w:r>
+              <w:t>The identity requesting access</w:t>
+            </w:r>
+          </w:p>
+        </w:tc>
+      </w:tr>
+      <w:tr>
+        <w:tc>
+          <w:tcPr>
+            <w:cnfStyle w:val="001000000000" w:firstRow="0" w:lastRow="0" w:firstColumn="1" w:lastColumn="0" w:oddVBand="0" w:evenVBand="0" w:oddHBand="0" w:evenHBand="0" w:firstRowFirstColumn="0" w:firstRowLastColumn="0" w:lastRowFirstColumn="0" w:lastRowLastColumn="0"/>
+            <w:tcW w:w="0" w:type="auto"/>
+            <w:hideMark/>
+          </w:tcPr>
+          <w:p>
+            <w:pPr>
+              <w:spacing w:line="278" w:lineRule="auto"/>
+            </w:pPr>
+            <w:r>
+              <w:t>Role</w:t>
+            </w:r>
+          </w:p>
+        </w:tc>
+        <w:tc>
+          <w:tcPr>
+            <w:tcW w:w="0" w:type="auto"/>
+            <w:hideMark/>
+          </w:tcPr>
+          <w:p>
+            <w:pPr>
+              <w:spacing w:line="278" w:lineRule="auto"/>
+              <w:cnfStyle w:val="000000000000" w:firstRow="0" w:lastRow="0" w:firstColumn="0" w:lastColumn="0" w:oddVBand="0" w:evenVBand="0" w:oddHBand="0" w:evenHBand="0" w:firstRowFirstColumn="0" w:firstRowLastColumn="0" w:lastRowFirstColumn="0" w:lastRowLastColumn="0"/>
+            </w:pPr>
+            <w:r>
+              <w:t>A collection of permissions</w:t>
+            </w:r>
+          </w:p>
+        </w:tc>
+      </w:tr>
+      <w:tr>
+        <w:trPr>
+          <w:cnfStyle w:val="000000100000" w:firstRow="0" w:lastRow="0" w:firstColumn="0" w:lastColumn="0" w:oddVBand="0" w:evenVBand="0" w:oddHBand="1" w:evenHBand="0" w:firstRowFirstColumn="0" w:firstRowLastColumn="0" w:lastRowFirstColumn="0" w:lastRowLastColumn="0"/>
+        </w:trPr>
+        <w:tc>
+          <w:tcPr>
+            <w:cnfStyle w:val="001000000000" w:firstRow="0" w:lastRow="0" w:firstColumn="1" w:lastColumn="0" w:oddVBand="0" w:evenVBand="0" w:oddHBand="0" w:evenHBand="0" w:firstRowFirstColumn="0" w:firstRowLastColumn="0" w:lastRowFirstColumn="0" w:lastRowLastColumn="0"/>
+            <w:tcW w:w="0" w:type="auto"/>
+            <w:hideMark/>
+          </w:tcPr>
+          <w:p>
+            <w:pPr>
+              <w:spacing w:line="278" w:lineRule="auto"/>
+            </w:pPr>
+            <w:r>
+              <w:t>Resource</w:t>
+            </w:r>
+          </w:p>
+        </w:tc>
+        <w:tc>
+          <w:tcPr>
+            <w:tcW w:w="0" w:type="auto"/>
+            <w:hideMark/>
+          </w:tcPr>
+          <w:p>
+            <w:pPr>
+              <w:spacing w:line="278" w:lineRule="auto"/>
+              <w:cnfStyle w:val="000000100000" w:firstRow="0" w:lastRow="0" w:firstColumn="0" w:lastColumn="0" w:oddVBand="0" w:evenVBand="0" w:oddHBand="1" w:evenHBand="0" w:firstRowFirstColumn="0" w:firstRowLastColumn="0" w:lastRowFirstColumn="0" w:lastRowLastColumn="0"/>
+            </w:pPr>
+            <w:r>
+              <w:t>The cloud object being accessed</w:t>
+            </w:r>
+          </w:p>
+        </w:tc>
+      </w:tr>
+      <w:tr>
+        <w:tc>
+          <w:tcPr>
+            <w:cnfStyle w:val="001000000000" w:firstRow="0" w:lastRow="0" w:firstColumn="1" w:lastColumn="0" w:oddVBand="0" w:evenVBand="0" w:oddHBand="0" w:evenHBand="0" w:firstRowFirstColumn="0" w:firstRowLastColumn="0" w:lastRowFirstColumn="0" w:lastRowLastColumn="0"/>
+            <w:tcW w:w="0" w:type="auto"/>
+            <w:hideMark/>
+          </w:tcPr>
+          <w:p>
+            <w:pPr>
+              <w:spacing w:line="278" w:lineRule="auto"/>
+            </w:pPr>
+            <w:r>
+              <w:t>Allow Policy</w:t>
+            </w:r>
+          </w:p>
+        </w:tc>
+        <w:tc>
+          <w:tcPr>
+            <w:tcW w:w="0" w:type="auto"/>
+            <w:hideMark/>
+          </w:tcPr>
+          <w:p>
+            <w:pPr>
+              <w:spacing w:line="278" w:lineRule="auto"/>
+              <w:cnfStyle w:val="000000000000" w:firstRow="0" w:lastRow="0" w:firstColumn="0" w:lastColumn="0" w:oddVBand="0" w:evenVBand="0" w:oddHBand="0" w:evenHBand="0" w:firstRowFirstColumn="0" w:firstRowLastColumn="0" w:lastRowFirstColumn="0" w:lastRowLastColumn="0"/>
+            </w:pPr>
+            <w:proofErr w:type="gramStart"/>
+            <w:r>
+              <w:t>Associates</w:t>
+            </w:r>
+            <w:proofErr w:type="gramEnd"/>
+            <w:r>
+              <w:t xml:space="preserve"> principals with roles on resources</w:t>
+            </w:r>
+          </w:p>
+        </w:tc>
+      </w:tr>
+    </w:tbl>
+    <w:p>
+      <w:pPr>
+        <w:spacing w:after="0"/>
+      </w:pPr>
+      <w:r>
+        <w:rPr>
+          <w:b/>
+          <w:bCs/>
+        </w:rPr>
+        <w:t>Key concept</w:t>
+      </w:r>
+      <w:r>
+        <w:t>: IAM determines which principals can perform which actions on which resources.</w:t>
+      </w:r>
+    </w:p>
+    <w:p>
+      <w:pPr>
+        <w:spacing w:after="0"/>
         <w:ind w:left="720"/>
         <w:rPr>
           <w:b/>
@@ -1100,6 +1452,18 @@
     </w:p>
     <w:p>
       <w:pPr>
+        <w:spacing w:after="0"/>
+        <w:ind w:left="720"/>
+      </w:pPr>
+      <w:r>
+        <w:t>IAM</w:t>
+      </w:r>
+      <w:r>
+        <w:t xml:space="preserve"> fundamentals include four major concepts:</w:t>
+      </w:r>
+    </w:p>
+    <w:p>
+      <w:pPr>
         <w:pStyle w:val="ListParagraph"/>
         <w:numPr>
           <w:ilvl w:val="0"/>
@@ -1108,8 +1472,15 @@
         <w:spacing w:after="0"/>
       </w:pPr>
       <w:r>
+        <w:rPr>
+          <w:b/>
+          <w:bCs/>
+        </w:rPr>
         <w:t>Users</w:t>
       </w:r>
+      <w:r>
+        <w:t xml:space="preserve"> – A user represents an individual person who requires access to GCP resources.</w:t>
+      </w:r>
     </w:p>
     <w:p>
       <w:pPr>
@@ -1121,8 +1492,15 @@
         <w:spacing w:after="0"/>
       </w:pPr>
       <w:r>
+        <w:rPr>
+          <w:b/>
+          <w:bCs/>
+        </w:rPr>
         <w:t>Groups</w:t>
       </w:r>
+      <w:r>
+        <w:t xml:space="preserve"> – A group is a collection of users or other supported members that can be managed together.</w:t>
+      </w:r>
     </w:p>
     <w:p>
       <w:pPr>
@@ -1131,11 +1509,1118 @@
           <w:ilvl w:val="0"/>
           <w:numId w:val="2"/>
         </w:numPr>
-        <w:spacing w:after="0"/>
-      </w:pPr>
-      <w:r>
+        <w:spacing w:after="0" w:line="240" w:lineRule="auto"/>
+        <w:outlineLvl w:val="2"/>
+        <w:rPr>
+          <w:b/>
+          <w:bCs/>
+        </w:rPr>
+      </w:pPr>
+      <w:r>
+        <w:rPr>
+          <w:b/>
+          <w:bCs/>
+        </w:rPr>
+        <w:lastRenderedPageBreak/>
+        <w:t>Users vs. Groups</w:t>
+      </w:r>
+    </w:p>
+    <w:tbl>
+      <w:tblPr>
+        <w:tblStyle w:val="GridTable4-Accent4"/>
+        <w:tblW w:w="0" w:type="auto"/>
+        <w:tblLook w:val="04A0" w:firstRow="1" w:lastRow="0" w:firstColumn="1" w:lastColumn="0" w:noHBand="0" w:noVBand="1"/>
+      </w:tblPr>
+      <w:tblGrid>
+        <w:gridCol w:w="2902"/>
+        <w:gridCol w:w="3475"/>
+      </w:tblGrid>
+      <w:tr>
+        <w:trPr>
+          <w:cnfStyle w:val="100000000000" w:firstRow="1" w:lastRow="0" w:firstColumn="0" w:lastColumn="0" w:oddVBand="0" w:evenVBand="0" w:oddHBand="0" w:evenHBand="0" w:firstRowFirstColumn="0" w:firstRowLastColumn="0" w:lastRowFirstColumn="0" w:lastRowLastColumn="0"/>
+        </w:trPr>
+        <w:tc>
+          <w:tcPr>
+            <w:cnfStyle w:val="001000000000" w:firstRow="0" w:lastRow="0" w:firstColumn="1" w:lastColumn="0" w:oddVBand="0" w:evenVBand="0" w:oddHBand="0" w:evenHBand="0" w:firstRowFirstColumn="0" w:firstRowLastColumn="0" w:lastRowFirstColumn="0" w:lastRowLastColumn="0"/>
+            <w:tcW w:w="0" w:type="auto"/>
+            <w:hideMark/>
+          </w:tcPr>
+          <w:p>
+            <w:pPr>
+              <w:spacing w:before="100" w:beforeAutospacing="1" w:after="100" w:afterAutospacing="1"/>
+              <w:jc w:val="center"/>
+              <w:rPr>
+                <w:rFonts w:ascii="Times New Roman" w:eastAsia="Times New Roman" w:hAnsi="Times New Roman" w:cs="Times New Roman"/>
+                <w:kern w:val="0"/>
+                <w:lang w:eastAsia="en-IN"/>
+                <w14:ligatures w14:val="none"/>
+              </w:rPr>
+            </w:pPr>
+            <w:r>
+              <w:rPr>
+                <w:rFonts w:ascii="Times New Roman" w:eastAsia="Times New Roman" w:hAnsi="Times New Roman" w:cs="Times New Roman"/>
+                <w:kern w:val="0"/>
+                <w:lang w:eastAsia="en-IN"/>
+                <w14:ligatures w14:val="none"/>
+              </w:rPr>
+              <w:t>Users</w:t>
+            </w:r>
+          </w:p>
+        </w:tc>
+        <w:tc>
+          <w:tcPr>
+            <w:tcW w:w="0" w:type="auto"/>
+            <w:hideMark/>
+          </w:tcPr>
+          <w:p>
+            <w:pPr>
+              <w:spacing w:before="100" w:beforeAutospacing="1" w:after="100" w:afterAutospacing="1"/>
+              <w:jc w:val="center"/>
+              <w:cnfStyle w:val="100000000000" w:firstRow="1" w:lastRow="0" w:firstColumn="0" w:lastColumn="0" w:oddVBand="0" w:evenVBand="0" w:oddHBand="0" w:evenHBand="0" w:firstRowFirstColumn="0" w:firstRowLastColumn="0" w:lastRowFirstColumn="0" w:lastRowLastColumn="0"/>
+              <w:rPr>
+                <w:rFonts w:ascii="Times New Roman" w:eastAsia="Times New Roman" w:hAnsi="Times New Roman" w:cs="Times New Roman"/>
+                <w:kern w:val="0"/>
+                <w:lang w:eastAsia="en-IN"/>
+                <w14:ligatures w14:val="none"/>
+              </w:rPr>
+            </w:pPr>
+            <w:r>
+              <w:rPr>
+                <w:rFonts w:ascii="Times New Roman" w:eastAsia="Times New Roman" w:hAnsi="Times New Roman" w:cs="Times New Roman"/>
+                <w:kern w:val="0"/>
+                <w:lang w:eastAsia="en-IN"/>
+                <w14:ligatures w14:val="none"/>
+              </w:rPr>
+              <w:t>Groups</w:t>
+            </w:r>
+          </w:p>
+        </w:tc>
+      </w:tr>
+      <w:tr>
+        <w:trPr>
+          <w:cnfStyle w:val="000000100000" w:firstRow="0" w:lastRow="0" w:firstColumn="0" w:lastColumn="0" w:oddVBand="0" w:evenVBand="0" w:oddHBand="1" w:evenHBand="0" w:firstRowFirstColumn="0" w:firstRowLastColumn="0" w:lastRowFirstColumn="0" w:lastRowLastColumn="0"/>
+        </w:trPr>
+        <w:tc>
+          <w:tcPr>
+            <w:cnfStyle w:val="001000000000" w:firstRow="0" w:lastRow="0" w:firstColumn="1" w:lastColumn="0" w:oddVBand="0" w:evenVBand="0" w:oddHBand="0" w:evenHBand="0" w:firstRowFirstColumn="0" w:firstRowLastColumn="0" w:lastRowFirstColumn="0" w:lastRowLastColumn="0"/>
+            <w:tcW w:w="0" w:type="auto"/>
+            <w:hideMark/>
+          </w:tcPr>
+          <w:p>
+            <w:pPr>
+              <w:spacing w:before="100" w:beforeAutospacing="1" w:after="100" w:afterAutospacing="1"/>
+              <w:rPr>
+                <w:rFonts w:ascii="Times New Roman" w:eastAsia="Times New Roman" w:hAnsi="Times New Roman" w:cs="Times New Roman"/>
+                <w:b w:val="0"/>
+                <w:bCs w:val="0"/>
+                <w:kern w:val="0"/>
+                <w:lang w:eastAsia="en-IN"/>
+                <w14:ligatures w14:val="none"/>
+              </w:rPr>
+            </w:pPr>
+            <w:r>
+              <w:rPr>
+                <w:rFonts w:ascii="Times New Roman" w:eastAsia="Times New Roman" w:hAnsi="Times New Roman" w:cs="Times New Roman"/>
+                <w:b w:val="0"/>
+                <w:bCs w:val="0"/>
+                <w:kern w:val="0"/>
+                <w:lang w:eastAsia="en-IN"/>
+                <w14:ligatures w14:val="none"/>
+              </w:rPr>
+              <w:t>Represent individuals</w:t>
+            </w:r>
+          </w:p>
+        </w:tc>
+        <w:tc>
+          <w:tcPr>
+            <w:tcW w:w="0" w:type="auto"/>
+            <w:hideMark/>
+          </w:tcPr>
+          <w:p>
+            <w:pPr>
+              <w:spacing w:before="100" w:beforeAutospacing="1" w:after="100" w:afterAutospacing="1"/>
+              <w:cnfStyle w:val="000000100000" w:firstRow="0" w:lastRow="0" w:firstColumn="0" w:lastColumn="0" w:oddVBand="0" w:evenVBand="0" w:oddHBand="1" w:evenHBand="0" w:firstRowFirstColumn="0" w:firstRowLastColumn="0" w:lastRowFirstColumn="0" w:lastRowLastColumn="0"/>
+              <w:rPr>
+                <w:rFonts w:ascii="Times New Roman" w:eastAsia="Times New Roman" w:hAnsi="Times New Roman" w:cs="Times New Roman"/>
+                <w:kern w:val="0"/>
+                <w:lang w:eastAsia="en-IN"/>
+                <w14:ligatures w14:val="none"/>
+              </w:rPr>
+            </w:pPr>
+            <w:r>
+              <w:rPr>
+                <w:rFonts w:ascii="Times New Roman" w:eastAsia="Times New Roman" w:hAnsi="Times New Roman" w:cs="Times New Roman"/>
+                <w:kern w:val="0"/>
+                <w:lang w:eastAsia="en-IN"/>
+                <w14:ligatures w14:val="none"/>
+              </w:rPr>
+              <w:t>Represent collections of members</w:t>
+            </w:r>
+          </w:p>
+        </w:tc>
+      </w:tr>
+      <w:tr>
+        <w:tc>
+          <w:tcPr>
+            <w:cnfStyle w:val="001000000000" w:firstRow="0" w:lastRow="0" w:firstColumn="1" w:lastColumn="0" w:oddVBand="0" w:evenVBand="0" w:oddHBand="0" w:evenHBand="0" w:firstRowFirstColumn="0" w:firstRowLastColumn="0" w:lastRowFirstColumn="0" w:lastRowLastColumn="0"/>
+            <w:tcW w:w="0" w:type="auto"/>
+            <w:hideMark/>
+          </w:tcPr>
+          <w:p>
+            <w:pPr>
+              <w:spacing w:before="100" w:beforeAutospacing="1" w:after="100" w:afterAutospacing="1"/>
+              <w:rPr>
+                <w:rFonts w:ascii="Times New Roman" w:eastAsia="Times New Roman" w:hAnsi="Times New Roman" w:cs="Times New Roman"/>
+                <w:b w:val="0"/>
+                <w:bCs w:val="0"/>
+                <w:kern w:val="0"/>
+                <w:lang w:eastAsia="en-IN"/>
+                <w14:ligatures w14:val="none"/>
+              </w:rPr>
+            </w:pPr>
+            <w:r>
+              <w:rPr>
+                <w:rFonts w:ascii="Times New Roman" w:eastAsia="Times New Roman" w:hAnsi="Times New Roman" w:cs="Times New Roman"/>
+                <w:b w:val="0"/>
+                <w:bCs w:val="0"/>
+                <w:kern w:val="0"/>
+                <w:lang w:eastAsia="en-IN"/>
+                <w14:ligatures w14:val="none"/>
+              </w:rPr>
+              <w:t>Have individual identities</w:t>
+            </w:r>
+          </w:p>
+        </w:tc>
+        <w:tc>
+          <w:tcPr>
+            <w:tcW w:w="0" w:type="auto"/>
+            <w:hideMark/>
+          </w:tcPr>
+          <w:p>
+            <w:pPr>
+              <w:spacing w:before="100" w:beforeAutospacing="1" w:after="100" w:afterAutospacing="1"/>
+              <w:cnfStyle w:val="000000000000" w:firstRow="0" w:lastRow="0" w:firstColumn="0" w:lastColumn="0" w:oddVBand="0" w:evenVBand="0" w:oddHBand="0" w:evenHBand="0" w:firstRowFirstColumn="0" w:firstRowLastColumn="0" w:lastRowFirstColumn="0" w:lastRowLastColumn="0"/>
+              <w:rPr>
+                <w:rFonts w:ascii="Times New Roman" w:eastAsia="Times New Roman" w:hAnsi="Times New Roman" w:cs="Times New Roman"/>
+                <w:kern w:val="0"/>
+                <w:lang w:eastAsia="en-IN"/>
+                <w14:ligatures w14:val="none"/>
+              </w:rPr>
+            </w:pPr>
+            <w:r>
+              <w:rPr>
+                <w:rFonts w:ascii="Times New Roman" w:eastAsia="Times New Roman" w:hAnsi="Times New Roman" w:cs="Times New Roman"/>
+                <w:kern w:val="0"/>
+                <w:lang w:eastAsia="en-IN"/>
+                <w14:ligatures w14:val="none"/>
+              </w:rPr>
+              <w:t>Have group identities</w:t>
+            </w:r>
+          </w:p>
+        </w:tc>
+      </w:tr>
+      <w:tr>
+        <w:trPr>
+          <w:cnfStyle w:val="000000100000" w:firstRow="0" w:lastRow="0" w:firstColumn="0" w:lastColumn="0" w:oddVBand="0" w:evenVBand="0" w:oddHBand="1" w:evenHBand="0" w:firstRowFirstColumn="0" w:firstRowLastColumn="0" w:lastRowFirstColumn="0" w:lastRowLastColumn="0"/>
+        </w:trPr>
+        <w:tc>
+          <w:tcPr>
+            <w:cnfStyle w:val="001000000000" w:firstRow="0" w:lastRow="0" w:firstColumn="1" w:lastColumn="0" w:oddVBand="0" w:evenVBand="0" w:oddHBand="0" w:evenHBand="0" w:firstRowFirstColumn="0" w:firstRowLastColumn="0" w:lastRowFirstColumn="0" w:lastRowLastColumn="0"/>
+            <w:tcW w:w="0" w:type="auto"/>
+            <w:hideMark/>
+          </w:tcPr>
+          <w:p>
+            <w:pPr>
+              <w:spacing w:before="100" w:beforeAutospacing="1" w:after="100" w:afterAutospacing="1"/>
+              <w:rPr>
+                <w:rFonts w:ascii="Times New Roman" w:eastAsia="Times New Roman" w:hAnsi="Times New Roman" w:cs="Times New Roman"/>
+                <w:b w:val="0"/>
+                <w:bCs w:val="0"/>
+                <w:kern w:val="0"/>
+                <w:lang w:eastAsia="en-IN"/>
+                <w14:ligatures w14:val="none"/>
+              </w:rPr>
+            </w:pPr>
+            <w:r>
+              <w:rPr>
+                <w:rFonts w:ascii="Times New Roman" w:eastAsia="Times New Roman" w:hAnsi="Times New Roman" w:cs="Times New Roman"/>
+                <w:b w:val="0"/>
+                <w:bCs w:val="0"/>
+                <w:kern w:val="0"/>
+                <w:lang w:eastAsia="en-IN"/>
+                <w14:ligatures w14:val="none"/>
+              </w:rPr>
+              <w:t>Can receive roles directly</w:t>
+            </w:r>
+          </w:p>
+        </w:tc>
+        <w:tc>
+          <w:tcPr>
+            <w:tcW w:w="0" w:type="auto"/>
+            <w:hideMark/>
+          </w:tcPr>
+          <w:p>
+            <w:pPr>
+              <w:spacing w:before="100" w:beforeAutospacing="1" w:after="100" w:afterAutospacing="1"/>
+              <w:cnfStyle w:val="000000100000" w:firstRow="0" w:lastRow="0" w:firstColumn="0" w:lastColumn="0" w:oddVBand="0" w:evenVBand="0" w:oddHBand="1" w:evenHBand="0" w:firstRowFirstColumn="0" w:firstRowLastColumn="0" w:lastRowFirstColumn="0" w:lastRowLastColumn="0"/>
+              <w:rPr>
+                <w:rFonts w:ascii="Times New Roman" w:eastAsia="Times New Roman" w:hAnsi="Times New Roman" w:cs="Times New Roman"/>
+                <w:kern w:val="0"/>
+                <w:lang w:eastAsia="en-IN"/>
+                <w14:ligatures w14:val="none"/>
+              </w:rPr>
+            </w:pPr>
+            <w:r>
+              <w:rPr>
+                <w:rFonts w:ascii="Times New Roman" w:eastAsia="Times New Roman" w:hAnsi="Times New Roman" w:cs="Times New Roman"/>
+                <w:kern w:val="0"/>
+                <w:lang w:eastAsia="en-IN"/>
+                <w14:ligatures w14:val="none"/>
+              </w:rPr>
+              <w:t>Can receive roles for all members</w:t>
+            </w:r>
+          </w:p>
+        </w:tc>
+      </w:tr>
+      <w:tr>
+        <w:tc>
+          <w:tcPr>
+            <w:cnfStyle w:val="001000000000" w:firstRow="0" w:lastRow="0" w:firstColumn="1" w:lastColumn="0" w:oddVBand="0" w:evenVBand="0" w:oddHBand="0" w:evenHBand="0" w:firstRowFirstColumn="0" w:firstRowLastColumn="0" w:lastRowFirstColumn="0" w:lastRowLastColumn="0"/>
+            <w:tcW w:w="0" w:type="auto"/>
+            <w:hideMark/>
+          </w:tcPr>
+          <w:p>
+            <w:pPr>
+              <w:spacing w:before="100" w:beforeAutospacing="1" w:after="100" w:afterAutospacing="1"/>
+              <w:rPr>
+                <w:rFonts w:ascii="Times New Roman" w:eastAsia="Times New Roman" w:hAnsi="Times New Roman" w:cs="Times New Roman"/>
+                <w:b w:val="0"/>
+                <w:bCs w:val="0"/>
+                <w:kern w:val="0"/>
+                <w:lang w:eastAsia="en-IN"/>
+                <w14:ligatures w14:val="none"/>
+              </w:rPr>
+            </w:pPr>
+            <w:r>
+              <w:rPr>
+                <w:rFonts w:ascii="Times New Roman" w:eastAsia="Times New Roman" w:hAnsi="Times New Roman" w:cs="Times New Roman"/>
+                <w:b w:val="0"/>
+                <w:bCs w:val="0"/>
+                <w:kern w:val="0"/>
+                <w:lang w:eastAsia="en-IN"/>
+                <w14:ligatures w14:val="none"/>
+              </w:rPr>
+              <w:t>Useful for individual access</w:t>
+            </w:r>
+          </w:p>
+        </w:tc>
+        <w:tc>
+          <w:tcPr>
+            <w:tcW w:w="0" w:type="auto"/>
+            <w:hideMark/>
+          </w:tcPr>
+          <w:p>
+            <w:pPr>
+              <w:spacing w:before="100" w:beforeAutospacing="1" w:after="100" w:afterAutospacing="1"/>
+              <w:cnfStyle w:val="000000000000" w:firstRow="0" w:lastRow="0" w:firstColumn="0" w:lastColumn="0" w:oddVBand="0" w:evenVBand="0" w:oddHBand="0" w:evenHBand="0" w:firstRowFirstColumn="0" w:firstRowLastColumn="0" w:lastRowFirstColumn="0" w:lastRowLastColumn="0"/>
+              <w:rPr>
+                <w:rFonts w:ascii="Times New Roman" w:eastAsia="Times New Roman" w:hAnsi="Times New Roman" w:cs="Times New Roman"/>
+                <w:kern w:val="0"/>
+                <w:lang w:eastAsia="en-IN"/>
+                <w14:ligatures w14:val="none"/>
+              </w:rPr>
+            </w:pPr>
+            <w:r>
+              <w:rPr>
+                <w:rFonts w:ascii="Times New Roman" w:eastAsia="Times New Roman" w:hAnsi="Times New Roman" w:cs="Times New Roman"/>
+                <w:kern w:val="0"/>
+                <w:lang w:eastAsia="en-IN"/>
+                <w14:ligatures w14:val="none"/>
+              </w:rPr>
+              <w:t>Useful for team-based access</w:t>
+            </w:r>
+          </w:p>
+        </w:tc>
+      </w:tr>
+      <w:tr>
+        <w:trPr>
+          <w:cnfStyle w:val="000000100000" w:firstRow="0" w:lastRow="0" w:firstColumn="0" w:lastColumn="0" w:oddVBand="0" w:evenVBand="0" w:oddHBand="1" w:evenHBand="0" w:firstRowFirstColumn="0" w:firstRowLastColumn="0" w:lastRowFirstColumn="0" w:lastRowLastColumn="0"/>
+        </w:trPr>
+        <w:tc>
+          <w:tcPr>
+            <w:cnfStyle w:val="001000000000" w:firstRow="0" w:lastRow="0" w:firstColumn="1" w:lastColumn="0" w:oddVBand="0" w:evenVBand="0" w:oddHBand="0" w:evenHBand="0" w:firstRowFirstColumn="0" w:firstRowLastColumn="0" w:lastRowFirstColumn="0" w:lastRowLastColumn="0"/>
+            <w:tcW w:w="0" w:type="auto"/>
+            <w:hideMark/>
+          </w:tcPr>
+          <w:p>
+            <w:pPr>
+              <w:spacing w:before="100" w:beforeAutospacing="1" w:after="100" w:afterAutospacing="1"/>
+              <w:rPr>
+                <w:rFonts w:ascii="Times New Roman" w:eastAsia="Times New Roman" w:hAnsi="Times New Roman" w:cs="Times New Roman"/>
+                <w:b w:val="0"/>
+                <w:bCs w:val="0"/>
+                <w:kern w:val="0"/>
+                <w:lang w:eastAsia="en-IN"/>
+                <w14:ligatures w14:val="none"/>
+              </w:rPr>
+            </w:pPr>
+            <w:r>
+              <w:rPr>
+                <w:rFonts w:ascii="Times New Roman" w:eastAsia="Times New Roman" w:hAnsi="Times New Roman" w:cs="Times New Roman"/>
+                <w:b w:val="0"/>
+                <w:bCs w:val="0"/>
+                <w:kern w:val="0"/>
+                <w:lang w:eastAsia="en-IN"/>
+                <w14:ligatures w14:val="none"/>
+              </w:rPr>
+              <w:t>Managed individually</w:t>
+            </w:r>
+          </w:p>
+        </w:tc>
+        <w:tc>
+          <w:tcPr>
+            <w:tcW w:w="0" w:type="auto"/>
+            <w:hideMark/>
+          </w:tcPr>
+          <w:p>
+            <w:pPr>
+              <w:spacing w:before="100" w:beforeAutospacing="1" w:after="100" w:afterAutospacing="1"/>
+              <w:cnfStyle w:val="000000100000" w:firstRow="0" w:lastRow="0" w:firstColumn="0" w:lastColumn="0" w:oddVBand="0" w:evenVBand="0" w:oddHBand="1" w:evenHBand="0" w:firstRowFirstColumn="0" w:firstRowLastColumn="0" w:lastRowFirstColumn="0" w:lastRowLastColumn="0"/>
+              <w:rPr>
+                <w:rFonts w:ascii="Times New Roman" w:eastAsia="Times New Roman" w:hAnsi="Times New Roman" w:cs="Times New Roman"/>
+                <w:kern w:val="0"/>
+                <w:lang w:eastAsia="en-IN"/>
+                <w14:ligatures w14:val="none"/>
+              </w:rPr>
+            </w:pPr>
+            <w:r>
+              <w:rPr>
+                <w:rFonts w:ascii="Times New Roman" w:eastAsia="Times New Roman" w:hAnsi="Times New Roman" w:cs="Times New Roman"/>
+                <w:kern w:val="0"/>
+                <w:lang w:eastAsia="en-IN"/>
+                <w14:ligatures w14:val="none"/>
+              </w:rPr>
+              <w:t>Managed collectively</w:t>
+            </w:r>
+          </w:p>
+        </w:tc>
+      </w:tr>
+    </w:tbl>
+    <w:p>
+      <w:pPr>
+        <w:spacing w:after="0"/>
+      </w:pPr>
+    </w:p>
+    <w:p>
+      <w:pPr>
+        <w:pStyle w:val="ListParagraph"/>
+        <w:numPr>
+          <w:ilvl w:val="0"/>
+          <w:numId w:val="2"/>
+        </w:numPr>
+        <w:spacing w:after="0"/>
+      </w:pPr>
+      <w:r>
+        <w:rPr>
+          <w:b/>
+          <w:bCs/>
+        </w:rPr>
         <w:t>Service Accounts</w:t>
       </w:r>
+      <w:r>
+        <w:t xml:space="preserve"> </w:t>
+      </w:r>
+      <w:r>
+        <w:t>– A service account is a special type of GCP identity intended for applications, workloads, &amp; automated processes rather than individual human user.</w:t>
+      </w:r>
+    </w:p>
+    <w:p>
+      <w:pPr>
+        <w:pStyle w:val="ListParagraph"/>
+        <w:spacing w:after="0"/>
+        <w:ind w:left="1440"/>
+        <w:rPr>
+          <w:b/>
+          <w:bCs/>
+        </w:rPr>
+      </w:pPr>
+      <w:r>
+        <w:rPr>
+          <w:b/>
+          <w:bCs/>
+        </w:rPr>
+        <w:t>Types of Service Accounts</w:t>
+      </w:r>
+    </w:p>
+    <w:p>
+      <w:pPr>
+        <w:pStyle w:val="ListParagraph"/>
+        <w:numPr>
+          <w:ilvl w:val="0"/>
+          <w:numId w:val="10"/>
+        </w:numPr>
+        <w:spacing w:after="0"/>
+      </w:pPr>
+      <w:r>
+        <w:t>User-managed service account</w:t>
+      </w:r>
+    </w:p>
+    <w:p>
+      <w:pPr>
+        <w:pStyle w:val="ListParagraph"/>
+        <w:numPr>
+          <w:ilvl w:val="0"/>
+          <w:numId w:val="10"/>
+        </w:numPr>
+        <w:spacing w:after="0"/>
+      </w:pPr>
+      <w:r>
+        <w:t>Default service accounts</w:t>
+      </w:r>
+    </w:p>
+    <w:p>
+      <w:pPr>
+        <w:pStyle w:val="ListParagraph"/>
+        <w:numPr>
+          <w:ilvl w:val="0"/>
+          <w:numId w:val="10"/>
+        </w:numPr>
+        <w:spacing w:after="0"/>
+      </w:pPr>
+      <w:r>
+        <w:t>Service agents</w:t>
+      </w:r>
+    </w:p>
+    <w:p>
+      <w:pPr>
+        <w:spacing w:after="0" w:line="240" w:lineRule="auto"/>
+        <w:ind w:left="720" w:firstLine="720"/>
+        <w:outlineLvl w:val="2"/>
+        <w:rPr>
+          <w:b/>
+          <w:bCs/>
+        </w:rPr>
+      </w:pPr>
+      <w:r>
+        <w:rPr>
+          <w:b/>
+          <w:bCs/>
+        </w:rPr>
+        <w:t>Users vs. Service Accounts</w:t>
+      </w:r>
+    </w:p>
+    <w:tbl>
+      <w:tblPr>
+        <w:tblStyle w:val="GridTable5Dark-Accent4"/>
+        <w:tblW w:w="0" w:type="auto"/>
+        <w:tblLook w:val="04A0" w:firstRow="1" w:lastRow="0" w:firstColumn="1" w:lastColumn="0" w:noHBand="0" w:noVBand="1"/>
+      </w:tblPr>
+      <w:tblGrid>
+        <w:gridCol w:w="1970"/>
+        <w:gridCol w:w="2816"/>
+        <w:gridCol w:w="3222"/>
+      </w:tblGrid>
+      <w:tr>
+        <w:trPr>
+          <w:cnfStyle w:val="100000000000" w:firstRow="1" w:lastRow="0" w:firstColumn="0" w:lastColumn="0" w:oddVBand="0" w:evenVBand="0" w:oddHBand="0" w:evenHBand="0" w:firstRowFirstColumn="0" w:firstRowLastColumn="0" w:lastRowFirstColumn="0" w:lastRowLastColumn="0"/>
+        </w:trPr>
+        <w:tc>
+          <w:tcPr>
+            <w:cnfStyle w:val="001000000000" w:firstRow="0" w:lastRow="0" w:firstColumn="1" w:lastColumn="0" w:oddVBand="0" w:evenVBand="0" w:oddHBand="0" w:evenHBand="0" w:firstRowFirstColumn="0" w:firstRowLastColumn="0" w:lastRowFirstColumn="0" w:lastRowLastColumn="0"/>
+            <w:tcW w:w="0" w:type="auto"/>
+            <w:hideMark/>
+          </w:tcPr>
+          <w:p>
+            <w:pPr>
+              <w:spacing w:before="100" w:beforeAutospacing="1" w:after="100" w:afterAutospacing="1"/>
+              <w:jc w:val="center"/>
+              <w:rPr>
+                <w:rFonts w:ascii="Times New Roman" w:eastAsia="Times New Roman" w:hAnsi="Times New Roman" w:cs="Times New Roman"/>
+                <w:kern w:val="0"/>
+                <w:lang w:eastAsia="en-IN"/>
+                <w14:ligatures w14:val="none"/>
+              </w:rPr>
+            </w:pPr>
+            <w:r>
+              <w:rPr>
+                <w:rFonts w:ascii="Times New Roman" w:eastAsia="Times New Roman" w:hAnsi="Times New Roman" w:cs="Times New Roman"/>
+                <w:kern w:val="0"/>
+                <w:lang w:eastAsia="en-IN"/>
+                <w14:ligatures w14:val="none"/>
+              </w:rPr>
+              <w:t>Feature</w:t>
+            </w:r>
+          </w:p>
+        </w:tc>
+        <w:tc>
+          <w:tcPr>
+            <w:tcW w:w="0" w:type="auto"/>
+            <w:hideMark/>
+          </w:tcPr>
+          <w:p>
+            <w:pPr>
+              <w:spacing w:before="100" w:beforeAutospacing="1" w:after="100" w:afterAutospacing="1"/>
+              <w:jc w:val="center"/>
+              <w:cnfStyle w:val="100000000000" w:firstRow="1" w:lastRow="0" w:firstColumn="0" w:lastColumn="0" w:oddVBand="0" w:evenVBand="0" w:oddHBand="0" w:evenHBand="0" w:firstRowFirstColumn="0" w:firstRowLastColumn="0" w:lastRowFirstColumn="0" w:lastRowLastColumn="0"/>
+              <w:rPr>
+                <w:rFonts w:ascii="Times New Roman" w:eastAsia="Times New Roman" w:hAnsi="Times New Roman" w:cs="Times New Roman"/>
+                <w:kern w:val="0"/>
+                <w:lang w:eastAsia="en-IN"/>
+                <w14:ligatures w14:val="none"/>
+              </w:rPr>
+            </w:pPr>
+            <w:r>
+              <w:rPr>
+                <w:rFonts w:ascii="Times New Roman" w:eastAsia="Times New Roman" w:hAnsi="Times New Roman" w:cs="Times New Roman"/>
+                <w:kern w:val="0"/>
+                <w:lang w:eastAsia="en-IN"/>
+                <w14:ligatures w14:val="none"/>
+              </w:rPr>
+              <w:t>User</w:t>
+            </w:r>
+          </w:p>
+        </w:tc>
+        <w:tc>
+          <w:tcPr>
+            <w:tcW w:w="0" w:type="auto"/>
+            <w:hideMark/>
+          </w:tcPr>
+          <w:p>
+            <w:pPr>
+              <w:spacing w:before="100" w:beforeAutospacing="1" w:after="100" w:afterAutospacing="1"/>
+              <w:jc w:val="center"/>
+              <w:cnfStyle w:val="100000000000" w:firstRow="1" w:lastRow="0" w:firstColumn="0" w:lastColumn="0" w:oddVBand="0" w:evenVBand="0" w:oddHBand="0" w:evenHBand="0" w:firstRowFirstColumn="0" w:firstRowLastColumn="0" w:lastRowFirstColumn="0" w:lastRowLastColumn="0"/>
+              <w:rPr>
+                <w:rFonts w:ascii="Times New Roman" w:eastAsia="Times New Roman" w:hAnsi="Times New Roman" w:cs="Times New Roman"/>
+                <w:kern w:val="0"/>
+                <w:lang w:eastAsia="en-IN"/>
+                <w14:ligatures w14:val="none"/>
+              </w:rPr>
+            </w:pPr>
+            <w:r>
+              <w:rPr>
+                <w:rFonts w:ascii="Times New Roman" w:eastAsia="Times New Roman" w:hAnsi="Times New Roman" w:cs="Times New Roman"/>
+                <w:kern w:val="0"/>
+                <w:lang w:eastAsia="en-IN"/>
+                <w14:ligatures w14:val="none"/>
+              </w:rPr>
+              <w:t>Service Account</w:t>
+            </w:r>
+          </w:p>
+        </w:tc>
+      </w:tr>
+      <w:tr>
+        <w:trPr>
+          <w:cnfStyle w:val="000000100000" w:firstRow="0" w:lastRow="0" w:firstColumn="0" w:lastColumn="0" w:oddVBand="0" w:evenVBand="0" w:oddHBand="1" w:evenHBand="0" w:firstRowFirstColumn="0" w:firstRowLastColumn="0" w:lastRowFirstColumn="0" w:lastRowLastColumn="0"/>
+        </w:trPr>
+        <w:tc>
+          <w:tcPr>
+            <w:cnfStyle w:val="001000000000" w:firstRow="0" w:lastRow="0" w:firstColumn="1" w:lastColumn="0" w:oddVBand="0" w:evenVBand="0" w:oddHBand="0" w:evenHBand="0" w:firstRowFirstColumn="0" w:firstRowLastColumn="0" w:lastRowFirstColumn="0" w:lastRowLastColumn="0"/>
+            <w:tcW w:w="0" w:type="auto"/>
+            <w:hideMark/>
+          </w:tcPr>
+          <w:p>
+            <w:pPr>
+              <w:spacing w:before="100" w:beforeAutospacing="1" w:after="100" w:afterAutospacing="1"/>
+              <w:rPr>
+                <w:rFonts w:ascii="Times New Roman" w:eastAsia="Times New Roman" w:hAnsi="Times New Roman" w:cs="Times New Roman"/>
+                <w:kern w:val="0"/>
+                <w:lang w:eastAsia="en-IN"/>
+                <w14:ligatures w14:val="none"/>
+              </w:rPr>
+            </w:pPr>
+            <w:r>
+              <w:rPr>
+                <w:rFonts w:ascii="Times New Roman" w:eastAsia="Times New Roman" w:hAnsi="Times New Roman" w:cs="Times New Roman"/>
+                <w:kern w:val="0"/>
+                <w:lang w:eastAsia="en-IN"/>
+                <w14:ligatures w14:val="none"/>
+              </w:rPr>
+              <w:t>Represents</w:t>
+            </w:r>
+          </w:p>
+        </w:tc>
+        <w:tc>
+          <w:tcPr>
+            <w:tcW w:w="0" w:type="auto"/>
+            <w:hideMark/>
+          </w:tcPr>
+          <w:p>
+            <w:pPr>
+              <w:spacing w:before="100" w:beforeAutospacing="1" w:after="100" w:afterAutospacing="1"/>
+              <w:cnfStyle w:val="000000100000" w:firstRow="0" w:lastRow="0" w:firstColumn="0" w:lastColumn="0" w:oddVBand="0" w:evenVBand="0" w:oddHBand="1" w:evenHBand="0" w:firstRowFirstColumn="0" w:firstRowLastColumn="0" w:lastRowFirstColumn="0" w:lastRowLastColumn="0"/>
+              <w:rPr>
+                <w:rFonts w:ascii="Times New Roman" w:eastAsia="Times New Roman" w:hAnsi="Times New Roman" w:cs="Times New Roman"/>
+                <w:kern w:val="0"/>
+                <w:lang w:eastAsia="en-IN"/>
+                <w14:ligatures w14:val="none"/>
+              </w:rPr>
+            </w:pPr>
+            <w:r>
+              <w:rPr>
+                <w:rFonts w:ascii="Times New Roman" w:eastAsia="Times New Roman" w:hAnsi="Times New Roman" w:cs="Times New Roman"/>
+                <w:kern w:val="0"/>
+                <w:lang w:eastAsia="en-IN"/>
+                <w14:ligatures w14:val="none"/>
+              </w:rPr>
+              <w:t>Human</w:t>
+            </w:r>
+          </w:p>
+        </w:tc>
+        <w:tc>
+          <w:tcPr>
+            <w:tcW w:w="0" w:type="auto"/>
+            <w:hideMark/>
+          </w:tcPr>
+          <w:p>
+            <w:pPr>
+              <w:spacing w:before="100" w:beforeAutospacing="1" w:after="100" w:afterAutospacing="1"/>
+              <w:cnfStyle w:val="000000100000" w:firstRow="0" w:lastRow="0" w:firstColumn="0" w:lastColumn="0" w:oddVBand="0" w:evenVBand="0" w:oddHBand="1" w:evenHBand="0" w:firstRowFirstColumn="0" w:firstRowLastColumn="0" w:lastRowFirstColumn="0" w:lastRowLastColumn="0"/>
+              <w:rPr>
+                <w:rFonts w:ascii="Times New Roman" w:eastAsia="Times New Roman" w:hAnsi="Times New Roman" w:cs="Times New Roman"/>
+                <w:kern w:val="0"/>
+                <w:lang w:eastAsia="en-IN"/>
+                <w14:ligatures w14:val="none"/>
+              </w:rPr>
+            </w:pPr>
+            <w:r>
+              <w:rPr>
+                <w:rFonts w:ascii="Times New Roman" w:eastAsia="Times New Roman" w:hAnsi="Times New Roman" w:cs="Times New Roman"/>
+                <w:kern w:val="0"/>
+                <w:lang w:eastAsia="en-IN"/>
+                <w14:ligatures w14:val="none"/>
+              </w:rPr>
+              <w:t>Application or workload</w:t>
+            </w:r>
+          </w:p>
+        </w:tc>
+      </w:tr>
+      <w:tr>
+        <w:tc>
+          <w:tcPr>
+            <w:cnfStyle w:val="001000000000" w:firstRow="0" w:lastRow="0" w:firstColumn="1" w:lastColumn="0" w:oddVBand="0" w:evenVBand="0" w:oddHBand="0" w:evenHBand="0" w:firstRowFirstColumn="0" w:firstRowLastColumn="0" w:lastRowFirstColumn="0" w:lastRowLastColumn="0"/>
+            <w:tcW w:w="0" w:type="auto"/>
+            <w:hideMark/>
+          </w:tcPr>
+          <w:p>
+            <w:pPr>
+              <w:spacing w:before="100" w:beforeAutospacing="1" w:after="100" w:afterAutospacing="1"/>
+              <w:rPr>
+                <w:rFonts w:ascii="Times New Roman" w:eastAsia="Times New Roman" w:hAnsi="Times New Roman" w:cs="Times New Roman"/>
+                <w:kern w:val="0"/>
+                <w:lang w:eastAsia="en-IN"/>
+                <w14:ligatures w14:val="none"/>
+              </w:rPr>
+            </w:pPr>
+            <w:r>
+              <w:rPr>
+                <w:rFonts w:ascii="Times New Roman" w:eastAsia="Times New Roman" w:hAnsi="Times New Roman" w:cs="Times New Roman"/>
+                <w:kern w:val="0"/>
+                <w:lang w:eastAsia="en-IN"/>
+                <w14:ligatures w14:val="none"/>
+              </w:rPr>
+              <w:t>Primary purpose</w:t>
+            </w:r>
+          </w:p>
+        </w:tc>
+        <w:tc>
+          <w:tcPr>
+            <w:tcW w:w="0" w:type="auto"/>
+            <w:hideMark/>
+          </w:tcPr>
+          <w:p>
+            <w:pPr>
+              <w:spacing w:before="100" w:beforeAutospacing="1" w:after="100" w:afterAutospacing="1"/>
+              <w:cnfStyle w:val="000000000000" w:firstRow="0" w:lastRow="0" w:firstColumn="0" w:lastColumn="0" w:oddVBand="0" w:evenVBand="0" w:oddHBand="0" w:evenHBand="0" w:firstRowFirstColumn="0" w:firstRowLastColumn="0" w:lastRowFirstColumn="0" w:lastRowLastColumn="0"/>
+              <w:rPr>
+                <w:rFonts w:ascii="Times New Roman" w:eastAsia="Times New Roman" w:hAnsi="Times New Roman" w:cs="Times New Roman"/>
+                <w:kern w:val="0"/>
+                <w:lang w:eastAsia="en-IN"/>
+                <w14:ligatures w14:val="none"/>
+              </w:rPr>
+            </w:pPr>
+            <w:r>
+              <w:rPr>
+                <w:rFonts w:ascii="Times New Roman" w:eastAsia="Times New Roman" w:hAnsi="Times New Roman" w:cs="Times New Roman"/>
+                <w:kern w:val="0"/>
+                <w:lang w:eastAsia="en-IN"/>
+                <w14:ligatures w14:val="none"/>
+              </w:rPr>
+              <w:t>Human access</w:t>
+            </w:r>
+          </w:p>
+        </w:tc>
+        <w:tc>
+          <w:tcPr>
+            <w:tcW w:w="0" w:type="auto"/>
+            <w:hideMark/>
+          </w:tcPr>
+          <w:p>
+            <w:pPr>
+              <w:spacing w:before="100" w:beforeAutospacing="1" w:after="100" w:afterAutospacing="1"/>
+              <w:cnfStyle w:val="000000000000" w:firstRow="0" w:lastRow="0" w:firstColumn="0" w:lastColumn="0" w:oddVBand="0" w:evenVBand="0" w:oddHBand="0" w:evenHBand="0" w:firstRowFirstColumn="0" w:firstRowLastColumn="0" w:lastRowFirstColumn="0" w:lastRowLastColumn="0"/>
+              <w:rPr>
+                <w:rFonts w:ascii="Times New Roman" w:eastAsia="Times New Roman" w:hAnsi="Times New Roman" w:cs="Times New Roman"/>
+                <w:kern w:val="0"/>
+                <w:lang w:eastAsia="en-IN"/>
+                <w14:ligatures w14:val="none"/>
+              </w:rPr>
+            </w:pPr>
+            <w:r>
+              <w:rPr>
+                <w:rFonts w:ascii="Times New Roman" w:eastAsia="Times New Roman" w:hAnsi="Times New Roman" w:cs="Times New Roman"/>
+                <w:kern w:val="0"/>
+                <w:lang w:eastAsia="en-IN"/>
+                <w14:ligatures w14:val="none"/>
+              </w:rPr>
+              <w:t>Machine-to-machine access</w:t>
+            </w:r>
+          </w:p>
+        </w:tc>
+      </w:tr>
+      <w:tr>
+        <w:trPr>
+          <w:cnfStyle w:val="000000100000" w:firstRow="0" w:lastRow="0" w:firstColumn="0" w:lastColumn="0" w:oddVBand="0" w:evenVBand="0" w:oddHBand="1" w:evenHBand="0" w:firstRowFirstColumn="0" w:firstRowLastColumn="0" w:lastRowFirstColumn="0" w:lastRowLastColumn="0"/>
+        </w:trPr>
+        <w:tc>
+          <w:tcPr>
+            <w:cnfStyle w:val="001000000000" w:firstRow="0" w:lastRow="0" w:firstColumn="1" w:lastColumn="0" w:oddVBand="0" w:evenVBand="0" w:oddHBand="0" w:evenHBand="0" w:firstRowFirstColumn="0" w:firstRowLastColumn="0" w:lastRowFirstColumn="0" w:lastRowLastColumn="0"/>
+            <w:tcW w:w="0" w:type="auto"/>
+            <w:hideMark/>
+          </w:tcPr>
+          <w:p>
+            <w:pPr>
+              <w:spacing w:before="100" w:beforeAutospacing="1" w:after="100" w:afterAutospacing="1"/>
+              <w:rPr>
+                <w:rFonts w:ascii="Times New Roman" w:eastAsia="Times New Roman" w:hAnsi="Times New Roman" w:cs="Times New Roman"/>
+                <w:kern w:val="0"/>
+                <w:lang w:eastAsia="en-IN"/>
+                <w14:ligatures w14:val="none"/>
+              </w:rPr>
+            </w:pPr>
+            <w:r>
+              <w:rPr>
+                <w:rFonts w:ascii="Times New Roman" w:eastAsia="Times New Roman" w:hAnsi="Times New Roman" w:cs="Times New Roman"/>
+                <w:kern w:val="0"/>
+                <w:lang w:eastAsia="en-IN"/>
+                <w14:ligatures w14:val="none"/>
+              </w:rPr>
+              <w:t>Authentication</w:t>
+            </w:r>
+          </w:p>
+        </w:tc>
+        <w:tc>
+          <w:tcPr>
+            <w:tcW w:w="0" w:type="auto"/>
+            <w:hideMark/>
+          </w:tcPr>
+          <w:p>
+            <w:pPr>
+              <w:spacing w:before="100" w:beforeAutospacing="1" w:after="100" w:afterAutospacing="1"/>
+              <w:cnfStyle w:val="000000100000" w:firstRow="0" w:lastRow="0" w:firstColumn="0" w:lastColumn="0" w:oddVBand="0" w:evenVBand="0" w:oddHBand="1" w:evenHBand="0" w:firstRowFirstColumn="0" w:firstRowLastColumn="0" w:lastRowFirstColumn="0" w:lastRowLastColumn="0"/>
+              <w:rPr>
+                <w:rFonts w:ascii="Times New Roman" w:eastAsia="Times New Roman" w:hAnsi="Times New Roman" w:cs="Times New Roman"/>
+                <w:kern w:val="0"/>
+                <w:lang w:eastAsia="en-IN"/>
+                <w14:ligatures w14:val="none"/>
+              </w:rPr>
+            </w:pPr>
+            <w:r>
+              <w:rPr>
+                <w:rFonts w:ascii="Times New Roman" w:eastAsia="Times New Roman" w:hAnsi="Times New Roman" w:cs="Times New Roman"/>
+                <w:kern w:val="0"/>
+                <w:lang w:eastAsia="en-IN"/>
+                <w14:ligatures w14:val="none"/>
+              </w:rPr>
+              <w:t>Human identity credentials</w:t>
+            </w:r>
+          </w:p>
+        </w:tc>
+        <w:tc>
+          <w:tcPr>
+            <w:tcW w:w="0" w:type="auto"/>
+            <w:hideMark/>
+          </w:tcPr>
+          <w:p>
+            <w:pPr>
+              <w:spacing w:before="100" w:beforeAutospacing="1" w:after="100" w:afterAutospacing="1"/>
+              <w:cnfStyle w:val="000000100000" w:firstRow="0" w:lastRow="0" w:firstColumn="0" w:lastColumn="0" w:oddVBand="0" w:evenVBand="0" w:oddHBand="1" w:evenHBand="0" w:firstRowFirstColumn="0" w:firstRowLastColumn="0" w:lastRowFirstColumn="0" w:lastRowLastColumn="0"/>
+              <w:rPr>
+                <w:rFonts w:ascii="Times New Roman" w:eastAsia="Times New Roman" w:hAnsi="Times New Roman" w:cs="Times New Roman"/>
+                <w:kern w:val="0"/>
+                <w:lang w:eastAsia="en-IN"/>
+                <w14:ligatures w14:val="none"/>
+              </w:rPr>
+            </w:pPr>
+            <w:r>
+              <w:rPr>
+                <w:rFonts w:ascii="Times New Roman" w:eastAsia="Times New Roman" w:hAnsi="Times New Roman" w:cs="Times New Roman"/>
+                <w:kern w:val="0"/>
+                <w:lang w:eastAsia="en-IN"/>
+                <w14:ligatures w14:val="none"/>
+              </w:rPr>
+              <w:t>Workload credentials or tokens</w:t>
+            </w:r>
+          </w:p>
+        </w:tc>
+      </w:tr>
+      <w:tr>
+        <w:tc>
+          <w:tcPr>
+            <w:cnfStyle w:val="001000000000" w:firstRow="0" w:lastRow="0" w:firstColumn="1" w:lastColumn="0" w:oddVBand="0" w:evenVBand="0" w:oddHBand="0" w:evenHBand="0" w:firstRowFirstColumn="0" w:firstRowLastColumn="0" w:lastRowFirstColumn="0" w:lastRowLastColumn="0"/>
+            <w:tcW w:w="0" w:type="auto"/>
+            <w:hideMark/>
+          </w:tcPr>
+          <w:p>
+            <w:pPr>
+              <w:spacing w:before="100" w:beforeAutospacing="1" w:after="100" w:afterAutospacing="1"/>
+              <w:rPr>
+                <w:rFonts w:ascii="Times New Roman" w:eastAsia="Times New Roman" w:hAnsi="Times New Roman" w:cs="Times New Roman"/>
+                <w:kern w:val="0"/>
+                <w:lang w:eastAsia="en-IN"/>
+                <w14:ligatures w14:val="none"/>
+              </w:rPr>
+            </w:pPr>
+            <w:r>
+              <w:rPr>
+                <w:rFonts w:ascii="Times New Roman" w:eastAsia="Times New Roman" w:hAnsi="Times New Roman" w:cs="Times New Roman"/>
+                <w:kern w:val="0"/>
+                <w:lang w:eastAsia="en-IN"/>
+                <w14:ligatures w14:val="none"/>
+              </w:rPr>
+              <w:t>IAM roles</w:t>
+            </w:r>
+          </w:p>
+        </w:tc>
+        <w:tc>
+          <w:tcPr>
+            <w:tcW w:w="0" w:type="auto"/>
+            <w:hideMark/>
+          </w:tcPr>
+          <w:p>
+            <w:pPr>
+              <w:spacing w:before="100" w:beforeAutospacing="1" w:after="100" w:afterAutospacing="1"/>
+              <w:cnfStyle w:val="000000000000" w:firstRow="0" w:lastRow="0" w:firstColumn="0" w:lastColumn="0" w:oddVBand="0" w:evenVBand="0" w:oddHBand="0" w:evenHBand="0" w:firstRowFirstColumn="0" w:firstRowLastColumn="0" w:lastRowFirstColumn="0" w:lastRowLastColumn="0"/>
+              <w:rPr>
+                <w:rFonts w:ascii="Times New Roman" w:eastAsia="Times New Roman" w:hAnsi="Times New Roman" w:cs="Times New Roman"/>
+                <w:kern w:val="0"/>
+                <w:lang w:eastAsia="en-IN"/>
+                <w14:ligatures w14:val="none"/>
+              </w:rPr>
+            </w:pPr>
+            <w:r>
+              <w:rPr>
+                <w:rFonts w:ascii="Times New Roman" w:eastAsia="Times New Roman" w:hAnsi="Times New Roman" w:cs="Times New Roman"/>
+                <w:kern w:val="0"/>
+                <w:lang w:eastAsia="en-IN"/>
+                <w14:ligatures w14:val="none"/>
+              </w:rPr>
+              <w:t>Supported</w:t>
+            </w:r>
+          </w:p>
+        </w:tc>
+        <w:tc>
+          <w:tcPr>
+            <w:tcW w:w="0" w:type="auto"/>
+            <w:hideMark/>
+          </w:tcPr>
+          <w:p>
+            <w:pPr>
+              <w:spacing w:before="100" w:beforeAutospacing="1" w:after="100" w:afterAutospacing="1"/>
+              <w:cnfStyle w:val="000000000000" w:firstRow="0" w:lastRow="0" w:firstColumn="0" w:lastColumn="0" w:oddVBand="0" w:evenVBand="0" w:oddHBand="0" w:evenHBand="0" w:firstRowFirstColumn="0" w:firstRowLastColumn="0" w:lastRowFirstColumn="0" w:lastRowLastColumn="0"/>
+              <w:rPr>
+                <w:rFonts w:ascii="Times New Roman" w:eastAsia="Times New Roman" w:hAnsi="Times New Roman" w:cs="Times New Roman"/>
+                <w:kern w:val="0"/>
+                <w:lang w:eastAsia="en-IN"/>
+                <w14:ligatures w14:val="none"/>
+              </w:rPr>
+            </w:pPr>
+            <w:r>
+              <w:rPr>
+                <w:rFonts w:ascii="Times New Roman" w:eastAsia="Times New Roman" w:hAnsi="Times New Roman" w:cs="Times New Roman"/>
+                <w:kern w:val="0"/>
+                <w:lang w:eastAsia="en-IN"/>
+                <w14:ligatures w14:val="none"/>
+              </w:rPr>
+              <w:t>Supported</w:t>
+            </w:r>
+          </w:p>
+        </w:tc>
+      </w:tr>
+      <w:tr>
+        <w:trPr>
+          <w:cnfStyle w:val="000000100000" w:firstRow="0" w:lastRow="0" w:firstColumn="0" w:lastColumn="0" w:oddVBand="0" w:evenVBand="0" w:oddHBand="1" w:evenHBand="0" w:firstRowFirstColumn="0" w:firstRowLastColumn="0" w:lastRowFirstColumn="0" w:lastRowLastColumn="0"/>
+        </w:trPr>
+        <w:tc>
+          <w:tcPr>
+            <w:cnfStyle w:val="001000000000" w:firstRow="0" w:lastRow="0" w:firstColumn="1" w:lastColumn="0" w:oddVBand="0" w:evenVBand="0" w:oddHBand="0" w:evenHBand="0" w:firstRowFirstColumn="0" w:firstRowLastColumn="0" w:lastRowFirstColumn="0" w:lastRowLastColumn="0"/>
+            <w:tcW w:w="0" w:type="auto"/>
+            <w:hideMark/>
+          </w:tcPr>
+          <w:p>
+            <w:pPr>
+              <w:spacing w:before="100" w:beforeAutospacing="1" w:after="100" w:afterAutospacing="1"/>
+              <w:rPr>
+                <w:rFonts w:ascii="Times New Roman" w:eastAsia="Times New Roman" w:hAnsi="Times New Roman" w:cs="Times New Roman"/>
+                <w:kern w:val="0"/>
+                <w:lang w:eastAsia="en-IN"/>
+                <w14:ligatures w14:val="none"/>
+              </w:rPr>
+            </w:pPr>
+            <w:r>
+              <w:rPr>
+                <w:rFonts w:ascii="Times New Roman" w:eastAsia="Times New Roman" w:hAnsi="Times New Roman" w:cs="Times New Roman"/>
+                <w:kern w:val="0"/>
+                <w:lang w:eastAsia="en-IN"/>
+                <w14:ligatures w14:val="none"/>
+              </w:rPr>
+              <w:t>Automation</w:t>
+            </w:r>
+          </w:p>
+        </w:tc>
+        <w:tc>
+          <w:tcPr>
+            <w:tcW w:w="0" w:type="auto"/>
+            <w:hideMark/>
+          </w:tcPr>
+          <w:p>
+            <w:pPr>
+              <w:spacing w:before="100" w:beforeAutospacing="1" w:after="100" w:afterAutospacing="1"/>
+              <w:cnfStyle w:val="000000100000" w:firstRow="0" w:lastRow="0" w:firstColumn="0" w:lastColumn="0" w:oddVBand="0" w:evenVBand="0" w:oddHBand="1" w:evenHBand="0" w:firstRowFirstColumn="0" w:firstRowLastColumn="0" w:lastRowFirstColumn="0" w:lastRowLastColumn="0"/>
+              <w:rPr>
+                <w:rFonts w:ascii="Times New Roman" w:eastAsia="Times New Roman" w:hAnsi="Times New Roman" w:cs="Times New Roman"/>
+                <w:kern w:val="0"/>
+                <w:lang w:eastAsia="en-IN"/>
+                <w14:ligatures w14:val="none"/>
+              </w:rPr>
+            </w:pPr>
+            <w:r>
+              <w:rPr>
+                <w:rFonts w:ascii="Times New Roman" w:eastAsia="Times New Roman" w:hAnsi="Times New Roman" w:cs="Times New Roman"/>
+                <w:kern w:val="0"/>
+                <w:lang w:eastAsia="en-IN"/>
+                <w14:ligatures w14:val="none"/>
+              </w:rPr>
+              <w:t>Not primary purpose</w:t>
+            </w:r>
+          </w:p>
+        </w:tc>
+        <w:tc>
+          <w:tcPr>
+            <w:tcW w:w="0" w:type="auto"/>
+            <w:hideMark/>
+          </w:tcPr>
+          <w:p>
+            <w:pPr>
+              <w:spacing w:before="100" w:beforeAutospacing="1" w:after="100" w:afterAutospacing="1"/>
+              <w:cnfStyle w:val="000000100000" w:firstRow="0" w:lastRow="0" w:firstColumn="0" w:lastColumn="0" w:oddVBand="0" w:evenVBand="0" w:oddHBand="1" w:evenHBand="0" w:firstRowFirstColumn="0" w:firstRowLastColumn="0" w:lastRowFirstColumn="0" w:lastRowLastColumn="0"/>
+              <w:rPr>
+                <w:rFonts w:ascii="Times New Roman" w:eastAsia="Times New Roman" w:hAnsi="Times New Roman" w:cs="Times New Roman"/>
+                <w:kern w:val="0"/>
+                <w:lang w:eastAsia="en-IN"/>
+                <w14:ligatures w14:val="none"/>
+              </w:rPr>
+            </w:pPr>
+            <w:r>
+              <w:rPr>
+                <w:rFonts w:ascii="Times New Roman" w:eastAsia="Times New Roman" w:hAnsi="Times New Roman" w:cs="Times New Roman"/>
+                <w:kern w:val="0"/>
+                <w:lang w:eastAsia="en-IN"/>
+                <w14:ligatures w14:val="none"/>
+              </w:rPr>
+              <w:t>Primary purpose</w:t>
+            </w:r>
+          </w:p>
+        </w:tc>
+      </w:tr>
+      <w:tr>
+        <w:tc>
+          <w:tcPr>
+            <w:cnfStyle w:val="001000000000" w:firstRow="0" w:lastRow="0" w:firstColumn="1" w:lastColumn="0" w:oddVBand="0" w:evenVBand="0" w:oddHBand="0" w:evenHBand="0" w:firstRowFirstColumn="0" w:firstRowLastColumn="0" w:lastRowFirstColumn="0" w:lastRowLastColumn="0"/>
+            <w:tcW w:w="0" w:type="auto"/>
+            <w:hideMark/>
+          </w:tcPr>
+          <w:p>
+            <w:pPr>
+              <w:spacing w:before="100" w:beforeAutospacing="1" w:after="100" w:afterAutospacing="1"/>
+              <w:rPr>
+                <w:rFonts w:ascii="Times New Roman" w:eastAsia="Times New Roman" w:hAnsi="Times New Roman" w:cs="Times New Roman"/>
+                <w:kern w:val="0"/>
+                <w:lang w:eastAsia="en-IN"/>
+                <w14:ligatures w14:val="none"/>
+              </w:rPr>
+            </w:pPr>
+            <w:r>
+              <w:rPr>
+                <w:rFonts w:ascii="Times New Roman" w:eastAsia="Times New Roman" w:hAnsi="Times New Roman" w:cs="Times New Roman"/>
+                <w:kern w:val="0"/>
+                <w:lang w:eastAsia="en-IN"/>
+                <w14:ligatures w14:val="none"/>
+              </w:rPr>
+              <w:t>Accountability</w:t>
+            </w:r>
+          </w:p>
+        </w:tc>
+        <w:tc>
+          <w:tcPr>
+            <w:tcW w:w="0" w:type="auto"/>
+            <w:hideMark/>
+          </w:tcPr>
+          <w:p>
+            <w:pPr>
+              <w:spacing w:before="100" w:beforeAutospacing="1" w:after="100" w:afterAutospacing="1"/>
+              <w:cnfStyle w:val="000000000000" w:firstRow="0" w:lastRow="0" w:firstColumn="0" w:lastColumn="0" w:oddVBand="0" w:evenVBand="0" w:oddHBand="0" w:evenHBand="0" w:firstRowFirstColumn="0" w:firstRowLastColumn="0" w:lastRowFirstColumn="0" w:lastRowLastColumn="0"/>
+              <w:rPr>
+                <w:rFonts w:ascii="Times New Roman" w:eastAsia="Times New Roman" w:hAnsi="Times New Roman" w:cs="Times New Roman"/>
+                <w:kern w:val="0"/>
+                <w:lang w:eastAsia="en-IN"/>
+                <w14:ligatures w14:val="none"/>
+              </w:rPr>
+            </w:pPr>
+            <w:r>
+              <w:rPr>
+                <w:rFonts w:ascii="Times New Roman" w:eastAsia="Times New Roman" w:hAnsi="Times New Roman" w:cs="Times New Roman"/>
+                <w:kern w:val="0"/>
+                <w:lang w:eastAsia="en-IN"/>
+                <w14:ligatures w14:val="none"/>
+              </w:rPr>
+              <w:t>Individual user</w:t>
+            </w:r>
+          </w:p>
+        </w:tc>
+        <w:tc>
+          <w:tcPr>
+            <w:tcW w:w="0" w:type="auto"/>
+            <w:hideMark/>
+          </w:tcPr>
+          <w:p>
+            <w:pPr>
+              <w:spacing w:before="100" w:beforeAutospacing="1" w:after="100" w:afterAutospacing="1"/>
+              <w:cnfStyle w:val="000000000000" w:firstRow="0" w:lastRow="0" w:firstColumn="0" w:lastColumn="0" w:oddVBand="0" w:evenVBand="0" w:oddHBand="0" w:evenHBand="0" w:firstRowFirstColumn="0" w:firstRowLastColumn="0" w:lastRowFirstColumn="0" w:lastRowLastColumn="0"/>
+              <w:rPr>
+                <w:rFonts w:ascii="Times New Roman" w:eastAsia="Times New Roman" w:hAnsi="Times New Roman" w:cs="Times New Roman"/>
+                <w:kern w:val="0"/>
+                <w:lang w:eastAsia="en-IN"/>
+                <w14:ligatures w14:val="none"/>
+              </w:rPr>
+            </w:pPr>
+            <w:r>
+              <w:rPr>
+                <w:rFonts w:ascii="Times New Roman" w:eastAsia="Times New Roman" w:hAnsi="Times New Roman" w:cs="Times New Roman"/>
+                <w:kern w:val="0"/>
+                <w:lang w:eastAsia="en-IN"/>
+                <w14:ligatures w14:val="none"/>
+              </w:rPr>
+              <w:t>Workload identity</w:t>
+            </w:r>
+          </w:p>
+        </w:tc>
+      </w:tr>
+    </w:tbl>
+    <w:p>
+      <w:pPr>
+        <w:spacing w:after="0"/>
+      </w:pPr>
     </w:p>
     <w:p>
       <w:pPr>
@@ -1147,8 +2632,24 @@
         <w:spacing w:after="0"/>
       </w:pPr>
       <w:r>
+        <w:rPr>
+          <w:b/>
+          <w:bCs/>
+        </w:rPr>
         <w:t>Roles</w:t>
       </w:r>
+      <w:r>
+        <w:t xml:space="preserve"> </w:t>
+      </w:r>
+      <w:r>
+        <w:t>–</w:t>
+      </w:r>
+      <w:r>
+        <w:t xml:space="preserve"> </w:t>
+      </w:r>
+      <w:r>
+        <w:t>A role is a collection of permissions that defines which operations a principal can perform on GCP resources.</w:t>
+      </w:r>
     </w:p>
     <w:p>
       <w:pPr>
@@ -1164,6 +2665,73 @@
           <w:b/>
           <w:bCs/>
         </w:rPr>
+        <w:t>IAM Policy Inheritance</w:t>
+      </w:r>
+    </w:p>
+    <w:p>
+      <w:pPr>
+        <w:spacing w:after="0"/>
+        <w:ind w:left="720"/>
+      </w:pPr>
+      <w:r>
+        <w:drawing>
+          <wp:inline distT="0" distB="0" distL="0" distR="0" wp14:anchorId="5F3B644C" wp14:editId="59D2052A">
+            <wp:extent cx="2727297" cy="1818096"/>
+            <wp:effectExtent l="0" t="0" r="0" b="0"/>
+            <wp:docPr id="615284373" name="Picture 1"/>
+            <wp:cNvGraphicFramePr>
+              <a:graphicFrameLocks xmlns:a="http://schemas.openxmlformats.org/drawingml/2006/main" noChangeAspect="1"/>
+            </wp:cNvGraphicFramePr>
+            <a:graphic xmlns:a="http://schemas.openxmlformats.org/drawingml/2006/main">
+              <a:graphicData uri="http://schemas.openxmlformats.org/drawingml/2006/picture">
+                <pic:pic xmlns:pic="http://schemas.openxmlformats.org/drawingml/2006/picture">
+                  <pic:nvPicPr>
+                    <pic:cNvPr id="615284373" name=""/>
+                    <pic:cNvPicPr/>
+                  </pic:nvPicPr>
+                  <pic:blipFill>
+                    <a:blip r:embed="rId6"/>
+                    <a:stretch>
+                      <a:fillRect/>
+                    </a:stretch>
+                  </pic:blipFill>
+                  <pic:spPr>
+                    <a:xfrm>
+                      <a:off x="0" y="0"/>
+                      <a:ext cx="2745443" cy="1830193"/>
+                    </a:xfrm>
+                    <a:prstGeom prst="rect">
+                      <a:avLst/>
+                    </a:prstGeom>
+                  </pic:spPr>
+                </pic:pic>
+              </a:graphicData>
+            </a:graphic>
+          </wp:inline>
+        </w:drawing>
+      </w:r>
+    </w:p>
+    <w:p>
+      <w:pPr>
+        <w:spacing w:after="0"/>
+        <w:ind w:left="720"/>
+        <w:rPr>
+          <w:b/>
+          <w:bCs/>
+        </w:rPr>
+      </w:pPr>
+      <w:r>
+        <w:rPr>
+          <w:b/>
+          <w:bCs/>
+        </w:rPr>
+        <w:t xml:space="preserve">IAM </w:t>
+      </w:r>
+      <w:r>
+        <w:rPr>
+          <w:b/>
+          <w:bCs/>
+        </w:rPr>
         <w:t>Role Types</w:t>
       </w:r>
     </w:p>
@@ -1177,8 +2745,15 @@
         <w:spacing w:after="0"/>
       </w:pPr>
       <w:r>
+        <w:rPr>
+          <w:b/>
+          <w:bCs/>
+        </w:rPr>
         <w:t>Basic Roles</w:t>
       </w:r>
+      <w:r>
+        <w:t xml:space="preserve"> – Viewer, Editor, Owner</w:t>
+      </w:r>
     </w:p>
     <w:p>
       <w:pPr>
@@ -1188,10 +2763,21 @@
           <w:numId w:val="3"/>
         </w:numPr>
         <w:spacing w:after="0"/>
-      </w:pPr>
-      <w:r>
+        <w:rPr>
+          <w:b/>
+          <w:bCs/>
+        </w:rPr>
+      </w:pPr>
+      <w:r>
+        <w:rPr>
+          <w:b/>
+          <w:bCs/>
+        </w:rPr>
         <w:t>Predefined Roles</w:t>
       </w:r>
+      <w:r>
+        <w:t xml:space="preserve"> – IAM roles created &amp; maintained by GCP.</w:t>
+      </w:r>
     </w:p>
     <w:p>
       <w:pPr>
@@ -1203,8 +2789,18 @@
         <w:spacing w:after="0"/>
       </w:pPr>
       <w:r>
+        <w:rPr>
+          <w:b/>
+          <w:bCs/>
+        </w:rPr>
         <w:t>Custom Roles</w:t>
       </w:r>
+      <w:r>
+        <w:t xml:space="preserve"> </w:t>
+      </w:r>
+      <w:r>
+        <w:t>– IAM roles that are created &amp; maintained by an organization.</w:t>
+      </w:r>
     </w:p>
     <w:p>
       <w:pPr>
@@ -1215,11 +2811,32 @@
           <w:bCs/>
         </w:rPr>
       </w:pPr>
-      <w:r>
-        <w:rPr>
-          <w:b/>
-          <w:bCs/>
-        </w:rPr>
+    </w:p>
+    <w:p>
+      <w:pPr>
+        <w:spacing w:after="0"/>
+        <w:ind w:left="720"/>
+        <w:rPr>
+          <w:b/>
+          <w:bCs/>
+        </w:rPr>
+      </w:pPr>
+    </w:p>
+    <w:p>
+      <w:pPr>
+        <w:spacing w:after="0"/>
+        <w:ind w:left="720"/>
+        <w:rPr>
+          <w:b/>
+          <w:bCs/>
+        </w:rPr>
+      </w:pPr>
+      <w:r>
+        <w:rPr>
+          <w:b/>
+          <w:bCs/>
+        </w:rPr>
+        <w:lastRenderedPageBreak/>
         <w:t>IAM Best Practices</w:t>
       </w:r>
     </w:p>
@@ -1263,6 +2880,790 @@
           <w:b/>
           <w:bCs/>
         </w:rPr>
+        <w:t>Summary of IAM Concepts</w:t>
+      </w:r>
+    </w:p>
+    <w:tbl>
+      <w:tblPr>
+        <w:tblStyle w:val="GridTable4-Accent4"/>
+        <w:tblW w:w="0" w:type="auto"/>
+        <w:tblLook w:val="04A0" w:firstRow="1" w:lastRow="0" w:firstColumn="1" w:lastColumn="0" w:noHBand="0" w:noVBand="1"/>
+      </w:tblPr>
+      <w:tblGrid>
+        <w:gridCol w:w="2310"/>
+        <w:gridCol w:w="5761"/>
+      </w:tblGrid>
+      <w:tr>
+        <w:trPr>
+          <w:cnfStyle w:val="100000000000" w:firstRow="1" w:lastRow="0" w:firstColumn="0" w:lastColumn="0" w:oddVBand="0" w:evenVBand="0" w:oddHBand="0" w:evenHBand="0" w:firstRowFirstColumn="0" w:firstRowLastColumn="0" w:lastRowFirstColumn="0" w:lastRowLastColumn="0"/>
+        </w:trPr>
+        <w:tc>
+          <w:tcPr>
+            <w:cnfStyle w:val="001000000000" w:firstRow="0" w:lastRow="0" w:firstColumn="1" w:lastColumn="0" w:oddVBand="0" w:evenVBand="0" w:oddHBand="0" w:evenHBand="0" w:firstRowFirstColumn="0" w:firstRowLastColumn="0" w:lastRowFirstColumn="0" w:lastRowLastColumn="0"/>
+            <w:tcW w:w="0" w:type="auto"/>
+            <w:hideMark/>
+          </w:tcPr>
+          <w:p>
+            <w:pPr>
+              <w:spacing w:before="100" w:beforeAutospacing="1" w:after="100" w:afterAutospacing="1"/>
+              <w:jc w:val="center"/>
+              <w:rPr>
+                <w:rFonts w:ascii="Times New Roman" w:eastAsia="Times New Roman" w:hAnsi="Times New Roman" w:cs="Times New Roman"/>
+                <w:kern w:val="0"/>
+                <w:lang w:eastAsia="en-IN"/>
+                <w14:ligatures w14:val="none"/>
+              </w:rPr>
+            </w:pPr>
+            <w:r>
+              <w:rPr>
+                <w:rFonts w:ascii="Times New Roman" w:eastAsia="Times New Roman" w:hAnsi="Times New Roman" w:cs="Times New Roman"/>
+                <w:kern w:val="0"/>
+                <w:lang w:eastAsia="en-IN"/>
+                <w14:ligatures w14:val="none"/>
+              </w:rPr>
+              <w:t>Concept</w:t>
+            </w:r>
+          </w:p>
+        </w:tc>
+        <w:tc>
+          <w:tcPr>
+            <w:tcW w:w="0" w:type="auto"/>
+            <w:hideMark/>
+          </w:tcPr>
+          <w:p>
+            <w:pPr>
+              <w:spacing w:before="100" w:beforeAutospacing="1" w:after="100" w:afterAutospacing="1"/>
+              <w:jc w:val="center"/>
+              <w:cnfStyle w:val="100000000000" w:firstRow="1" w:lastRow="0" w:firstColumn="0" w:lastColumn="0" w:oddVBand="0" w:evenVBand="0" w:oddHBand="0" w:evenHBand="0" w:firstRowFirstColumn="0" w:firstRowLastColumn="0" w:lastRowFirstColumn="0" w:lastRowLastColumn="0"/>
+              <w:rPr>
+                <w:rFonts w:ascii="Times New Roman" w:eastAsia="Times New Roman" w:hAnsi="Times New Roman" w:cs="Times New Roman"/>
+                <w:kern w:val="0"/>
+                <w:lang w:eastAsia="en-IN"/>
+                <w14:ligatures w14:val="none"/>
+              </w:rPr>
+            </w:pPr>
+            <w:r>
+              <w:rPr>
+                <w:rFonts w:ascii="Times New Roman" w:eastAsia="Times New Roman" w:hAnsi="Times New Roman" w:cs="Times New Roman"/>
+                <w:kern w:val="0"/>
+                <w:lang w:eastAsia="en-IN"/>
+                <w14:ligatures w14:val="none"/>
+              </w:rPr>
+              <w:t>Key Understanding</w:t>
+            </w:r>
+          </w:p>
+        </w:tc>
+      </w:tr>
+      <w:tr>
+        <w:trPr>
+          <w:cnfStyle w:val="000000100000" w:firstRow="0" w:lastRow="0" w:firstColumn="0" w:lastColumn="0" w:oddVBand="0" w:evenVBand="0" w:oddHBand="1" w:evenHBand="0" w:firstRowFirstColumn="0" w:firstRowLastColumn="0" w:lastRowFirstColumn="0" w:lastRowLastColumn="0"/>
+        </w:trPr>
+        <w:tc>
+          <w:tcPr>
+            <w:cnfStyle w:val="001000000000" w:firstRow="0" w:lastRow="0" w:firstColumn="1" w:lastColumn="0" w:oddVBand="0" w:evenVBand="0" w:oddHBand="0" w:evenHBand="0" w:firstRowFirstColumn="0" w:firstRowLastColumn="0" w:lastRowFirstColumn="0" w:lastRowLastColumn="0"/>
+            <w:tcW w:w="0" w:type="auto"/>
+            <w:hideMark/>
+          </w:tcPr>
+          <w:p>
+            <w:pPr>
+              <w:spacing w:before="100" w:beforeAutospacing="1" w:after="100" w:afterAutospacing="1"/>
+              <w:rPr>
+                <w:rFonts w:ascii="Times New Roman" w:eastAsia="Times New Roman" w:hAnsi="Times New Roman" w:cs="Times New Roman"/>
+                <w:kern w:val="0"/>
+                <w:lang w:eastAsia="en-IN"/>
+                <w14:ligatures w14:val="none"/>
+              </w:rPr>
+            </w:pPr>
+            <w:r>
+              <w:rPr>
+                <w:rFonts w:ascii="Times New Roman" w:eastAsia="Times New Roman" w:hAnsi="Times New Roman" w:cs="Times New Roman"/>
+                <w:kern w:val="0"/>
+                <w:lang w:eastAsia="en-IN"/>
+                <w14:ligatures w14:val="none"/>
+              </w:rPr>
+              <w:t>IAM</w:t>
+            </w:r>
+          </w:p>
+        </w:tc>
+        <w:tc>
+          <w:tcPr>
+            <w:tcW w:w="0" w:type="auto"/>
+            <w:hideMark/>
+          </w:tcPr>
+          <w:p>
+            <w:pPr>
+              <w:spacing w:before="100" w:beforeAutospacing="1" w:after="100" w:afterAutospacing="1"/>
+              <w:cnfStyle w:val="000000100000" w:firstRow="0" w:lastRow="0" w:firstColumn="0" w:lastColumn="0" w:oddVBand="0" w:evenVBand="0" w:oddHBand="1" w:evenHBand="0" w:firstRowFirstColumn="0" w:firstRowLastColumn="0" w:lastRowFirstColumn="0" w:lastRowLastColumn="0"/>
+              <w:rPr>
+                <w:rFonts w:ascii="Times New Roman" w:eastAsia="Times New Roman" w:hAnsi="Times New Roman" w:cs="Times New Roman"/>
+                <w:kern w:val="0"/>
+                <w:lang w:eastAsia="en-IN"/>
+                <w14:ligatures w14:val="none"/>
+              </w:rPr>
+            </w:pPr>
+            <w:r>
+              <w:rPr>
+                <w:rFonts w:ascii="Times New Roman" w:eastAsia="Times New Roman" w:hAnsi="Times New Roman" w:cs="Times New Roman"/>
+                <w:kern w:val="0"/>
+                <w:lang w:eastAsia="en-IN"/>
+                <w14:ligatures w14:val="none"/>
+              </w:rPr>
+              <w:t>Controls access to Google Cloud resources</w:t>
+            </w:r>
+          </w:p>
+        </w:tc>
+      </w:tr>
+      <w:tr>
+        <w:tc>
+          <w:tcPr>
+            <w:cnfStyle w:val="001000000000" w:firstRow="0" w:lastRow="0" w:firstColumn="1" w:lastColumn="0" w:oddVBand="0" w:evenVBand="0" w:oddHBand="0" w:evenHBand="0" w:firstRowFirstColumn="0" w:firstRowLastColumn="0" w:lastRowFirstColumn="0" w:lastRowLastColumn="0"/>
+            <w:tcW w:w="0" w:type="auto"/>
+            <w:hideMark/>
+          </w:tcPr>
+          <w:p>
+            <w:pPr>
+              <w:spacing w:before="100" w:beforeAutospacing="1" w:after="100" w:afterAutospacing="1"/>
+              <w:rPr>
+                <w:rFonts w:ascii="Times New Roman" w:eastAsia="Times New Roman" w:hAnsi="Times New Roman" w:cs="Times New Roman"/>
+                <w:kern w:val="0"/>
+                <w:lang w:eastAsia="en-IN"/>
+                <w14:ligatures w14:val="none"/>
+              </w:rPr>
+            </w:pPr>
+            <w:r>
+              <w:rPr>
+                <w:rFonts w:ascii="Times New Roman" w:eastAsia="Times New Roman" w:hAnsi="Times New Roman" w:cs="Times New Roman"/>
+                <w:kern w:val="0"/>
+                <w:lang w:eastAsia="en-IN"/>
+                <w14:ligatures w14:val="none"/>
+              </w:rPr>
+              <w:t>User</w:t>
+            </w:r>
+          </w:p>
+        </w:tc>
+        <w:tc>
+          <w:tcPr>
+            <w:tcW w:w="0" w:type="auto"/>
+            <w:hideMark/>
+          </w:tcPr>
+          <w:p>
+            <w:pPr>
+              <w:spacing w:before="100" w:beforeAutospacing="1" w:after="100" w:afterAutospacing="1"/>
+              <w:cnfStyle w:val="000000000000" w:firstRow="0" w:lastRow="0" w:firstColumn="0" w:lastColumn="0" w:oddVBand="0" w:evenVBand="0" w:oddHBand="0" w:evenHBand="0" w:firstRowFirstColumn="0" w:firstRowLastColumn="0" w:lastRowFirstColumn="0" w:lastRowLastColumn="0"/>
+              <w:rPr>
+                <w:rFonts w:ascii="Times New Roman" w:eastAsia="Times New Roman" w:hAnsi="Times New Roman" w:cs="Times New Roman"/>
+                <w:kern w:val="0"/>
+                <w:lang w:eastAsia="en-IN"/>
+                <w14:ligatures w14:val="none"/>
+              </w:rPr>
+            </w:pPr>
+            <w:r>
+              <w:rPr>
+                <w:rFonts w:ascii="Times New Roman" w:eastAsia="Times New Roman" w:hAnsi="Times New Roman" w:cs="Times New Roman"/>
+                <w:kern w:val="0"/>
+                <w:lang w:eastAsia="en-IN"/>
+                <w14:ligatures w14:val="none"/>
+              </w:rPr>
+              <w:t>Represents an individual human identity</w:t>
+            </w:r>
+          </w:p>
+        </w:tc>
+      </w:tr>
+      <w:tr>
+        <w:trPr>
+          <w:cnfStyle w:val="000000100000" w:firstRow="0" w:lastRow="0" w:firstColumn="0" w:lastColumn="0" w:oddVBand="0" w:evenVBand="0" w:oddHBand="1" w:evenHBand="0" w:firstRowFirstColumn="0" w:firstRowLastColumn="0" w:lastRowFirstColumn="0" w:lastRowLastColumn="0"/>
+        </w:trPr>
+        <w:tc>
+          <w:tcPr>
+            <w:cnfStyle w:val="001000000000" w:firstRow="0" w:lastRow="0" w:firstColumn="1" w:lastColumn="0" w:oddVBand="0" w:evenVBand="0" w:oddHBand="0" w:evenHBand="0" w:firstRowFirstColumn="0" w:firstRowLastColumn="0" w:lastRowFirstColumn="0" w:lastRowLastColumn="0"/>
+            <w:tcW w:w="0" w:type="auto"/>
+            <w:hideMark/>
+          </w:tcPr>
+          <w:p>
+            <w:pPr>
+              <w:spacing w:before="100" w:beforeAutospacing="1" w:after="100" w:afterAutospacing="1"/>
+              <w:rPr>
+                <w:rFonts w:ascii="Times New Roman" w:eastAsia="Times New Roman" w:hAnsi="Times New Roman" w:cs="Times New Roman"/>
+                <w:kern w:val="0"/>
+                <w:lang w:eastAsia="en-IN"/>
+                <w14:ligatures w14:val="none"/>
+              </w:rPr>
+            </w:pPr>
+            <w:r>
+              <w:rPr>
+                <w:rFonts w:ascii="Times New Roman" w:eastAsia="Times New Roman" w:hAnsi="Times New Roman" w:cs="Times New Roman"/>
+                <w:kern w:val="0"/>
+                <w:lang w:eastAsia="en-IN"/>
+                <w14:ligatures w14:val="none"/>
+              </w:rPr>
+              <w:t>Group</w:t>
+            </w:r>
+          </w:p>
+        </w:tc>
+        <w:tc>
+          <w:tcPr>
+            <w:tcW w:w="0" w:type="auto"/>
+            <w:hideMark/>
+          </w:tcPr>
+          <w:p>
+            <w:pPr>
+              <w:spacing w:before="100" w:beforeAutospacing="1" w:after="100" w:afterAutospacing="1"/>
+              <w:cnfStyle w:val="000000100000" w:firstRow="0" w:lastRow="0" w:firstColumn="0" w:lastColumn="0" w:oddVBand="0" w:evenVBand="0" w:oddHBand="1" w:evenHBand="0" w:firstRowFirstColumn="0" w:firstRowLastColumn="0" w:lastRowFirstColumn="0" w:lastRowLastColumn="0"/>
+              <w:rPr>
+                <w:rFonts w:ascii="Times New Roman" w:eastAsia="Times New Roman" w:hAnsi="Times New Roman" w:cs="Times New Roman"/>
+                <w:kern w:val="0"/>
+                <w:lang w:eastAsia="en-IN"/>
+                <w14:ligatures w14:val="none"/>
+              </w:rPr>
+            </w:pPr>
+            <w:r>
+              <w:rPr>
+                <w:rFonts w:ascii="Times New Roman" w:eastAsia="Times New Roman" w:hAnsi="Times New Roman" w:cs="Times New Roman"/>
+                <w:kern w:val="0"/>
+                <w:lang w:eastAsia="en-IN"/>
+                <w14:ligatures w14:val="none"/>
+              </w:rPr>
+              <w:t>Simplifies permission management for multiple members</w:t>
+            </w:r>
+          </w:p>
+        </w:tc>
+      </w:tr>
+      <w:tr>
+        <w:tc>
+          <w:tcPr>
+            <w:cnfStyle w:val="001000000000" w:firstRow="0" w:lastRow="0" w:firstColumn="1" w:lastColumn="0" w:oddVBand="0" w:evenVBand="0" w:oddHBand="0" w:evenHBand="0" w:firstRowFirstColumn="0" w:firstRowLastColumn="0" w:lastRowFirstColumn="0" w:lastRowLastColumn="0"/>
+            <w:tcW w:w="0" w:type="auto"/>
+            <w:hideMark/>
+          </w:tcPr>
+          <w:p>
+            <w:pPr>
+              <w:spacing w:before="100" w:beforeAutospacing="1" w:after="100" w:afterAutospacing="1"/>
+              <w:rPr>
+                <w:rFonts w:ascii="Times New Roman" w:eastAsia="Times New Roman" w:hAnsi="Times New Roman" w:cs="Times New Roman"/>
+                <w:kern w:val="0"/>
+                <w:lang w:eastAsia="en-IN"/>
+                <w14:ligatures w14:val="none"/>
+              </w:rPr>
+            </w:pPr>
+            <w:r>
+              <w:rPr>
+                <w:rFonts w:ascii="Times New Roman" w:eastAsia="Times New Roman" w:hAnsi="Times New Roman" w:cs="Times New Roman"/>
+                <w:kern w:val="0"/>
+                <w:lang w:eastAsia="en-IN"/>
+                <w14:ligatures w14:val="none"/>
+              </w:rPr>
+              <w:t>Service Account</w:t>
+            </w:r>
+          </w:p>
+        </w:tc>
+        <w:tc>
+          <w:tcPr>
+            <w:tcW w:w="0" w:type="auto"/>
+            <w:hideMark/>
+          </w:tcPr>
+          <w:p>
+            <w:pPr>
+              <w:spacing w:before="100" w:beforeAutospacing="1" w:after="100" w:afterAutospacing="1"/>
+              <w:cnfStyle w:val="000000000000" w:firstRow="0" w:lastRow="0" w:firstColumn="0" w:lastColumn="0" w:oddVBand="0" w:evenVBand="0" w:oddHBand="0" w:evenHBand="0" w:firstRowFirstColumn="0" w:firstRowLastColumn="0" w:lastRowFirstColumn="0" w:lastRowLastColumn="0"/>
+              <w:rPr>
+                <w:rFonts w:ascii="Times New Roman" w:eastAsia="Times New Roman" w:hAnsi="Times New Roman" w:cs="Times New Roman"/>
+                <w:kern w:val="0"/>
+                <w:lang w:eastAsia="en-IN"/>
+                <w14:ligatures w14:val="none"/>
+              </w:rPr>
+            </w:pPr>
+            <w:r>
+              <w:rPr>
+                <w:rFonts w:ascii="Times New Roman" w:eastAsia="Times New Roman" w:hAnsi="Times New Roman" w:cs="Times New Roman"/>
+                <w:kern w:val="0"/>
+                <w:lang w:eastAsia="en-IN"/>
+                <w14:ligatures w14:val="none"/>
+              </w:rPr>
+              <w:t>Provides an identity for applications and workloads</w:t>
+            </w:r>
+          </w:p>
+        </w:tc>
+      </w:tr>
+      <w:tr>
+        <w:trPr>
+          <w:cnfStyle w:val="000000100000" w:firstRow="0" w:lastRow="0" w:firstColumn="0" w:lastColumn="0" w:oddVBand="0" w:evenVBand="0" w:oddHBand="1" w:evenHBand="0" w:firstRowFirstColumn="0" w:firstRowLastColumn="0" w:lastRowFirstColumn="0" w:lastRowLastColumn="0"/>
+        </w:trPr>
+        <w:tc>
+          <w:tcPr>
+            <w:cnfStyle w:val="001000000000" w:firstRow="0" w:lastRow="0" w:firstColumn="1" w:lastColumn="0" w:oddVBand="0" w:evenVBand="0" w:oddHBand="0" w:evenHBand="0" w:firstRowFirstColumn="0" w:firstRowLastColumn="0" w:lastRowFirstColumn="0" w:lastRowLastColumn="0"/>
+            <w:tcW w:w="0" w:type="auto"/>
+            <w:hideMark/>
+          </w:tcPr>
+          <w:p>
+            <w:pPr>
+              <w:spacing w:before="100" w:beforeAutospacing="1" w:after="100" w:afterAutospacing="1"/>
+              <w:rPr>
+                <w:rFonts w:ascii="Times New Roman" w:eastAsia="Times New Roman" w:hAnsi="Times New Roman" w:cs="Times New Roman"/>
+                <w:kern w:val="0"/>
+                <w:lang w:eastAsia="en-IN"/>
+                <w14:ligatures w14:val="none"/>
+              </w:rPr>
+            </w:pPr>
+            <w:r>
+              <w:rPr>
+                <w:rFonts w:ascii="Times New Roman" w:eastAsia="Times New Roman" w:hAnsi="Times New Roman" w:cs="Times New Roman"/>
+                <w:kern w:val="0"/>
+                <w:lang w:eastAsia="en-IN"/>
+                <w14:ligatures w14:val="none"/>
+              </w:rPr>
+              <w:t>Permission</w:t>
+            </w:r>
+          </w:p>
+        </w:tc>
+        <w:tc>
+          <w:tcPr>
+            <w:tcW w:w="0" w:type="auto"/>
+            <w:hideMark/>
+          </w:tcPr>
+          <w:p>
+            <w:pPr>
+              <w:spacing w:before="100" w:beforeAutospacing="1" w:after="100" w:afterAutospacing="1"/>
+              <w:cnfStyle w:val="000000100000" w:firstRow="0" w:lastRow="0" w:firstColumn="0" w:lastColumn="0" w:oddVBand="0" w:evenVBand="0" w:oddHBand="1" w:evenHBand="0" w:firstRowFirstColumn="0" w:firstRowLastColumn="0" w:lastRowFirstColumn="0" w:lastRowLastColumn="0"/>
+              <w:rPr>
+                <w:rFonts w:ascii="Times New Roman" w:eastAsia="Times New Roman" w:hAnsi="Times New Roman" w:cs="Times New Roman"/>
+                <w:kern w:val="0"/>
+                <w:lang w:eastAsia="en-IN"/>
+                <w14:ligatures w14:val="none"/>
+              </w:rPr>
+            </w:pPr>
+            <w:r>
+              <w:rPr>
+                <w:rFonts w:ascii="Times New Roman" w:eastAsia="Times New Roman" w:hAnsi="Times New Roman" w:cs="Times New Roman"/>
+                <w:kern w:val="0"/>
+                <w:lang w:eastAsia="en-IN"/>
+                <w14:ligatures w14:val="none"/>
+              </w:rPr>
+              <w:t>Authorizes a particular operation</w:t>
+            </w:r>
+          </w:p>
+        </w:tc>
+      </w:tr>
+      <w:tr>
+        <w:tc>
+          <w:tcPr>
+            <w:cnfStyle w:val="001000000000" w:firstRow="0" w:lastRow="0" w:firstColumn="1" w:lastColumn="0" w:oddVBand="0" w:evenVBand="0" w:oddHBand="0" w:evenHBand="0" w:firstRowFirstColumn="0" w:firstRowLastColumn="0" w:lastRowFirstColumn="0" w:lastRowLastColumn="0"/>
+            <w:tcW w:w="0" w:type="auto"/>
+            <w:hideMark/>
+          </w:tcPr>
+          <w:p>
+            <w:pPr>
+              <w:spacing w:before="100" w:beforeAutospacing="1" w:after="100" w:afterAutospacing="1"/>
+              <w:rPr>
+                <w:rFonts w:ascii="Times New Roman" w:eastAsia="Times New Roman" w:hAnsi="Times New Roman" w:cs="Times New Roman"/>
+                <w:kern w:val="0"/>
+                <w:lang w:eastAsia="en-IN"/>
+                <w14:ligatures w14:val="none"/>
+              </w:rPr>
+            </w:pPr>
+            <w:r>
+              <w:rPr>
+                <w:rFonts w:ascii="Times New Roman" w:eastAsia="Times New Roman" w:hAnsi="Times New Roman" w:cs="Times New Roman"/>
+                <w:kern w:val="0"/>
+                <w:lang w:eastAsia="en-IN"/>
+                <w14:ligatures w14:val="none"/>
+              </w:rPr>
+              <w:t>Role</w:t>
+            </w:r>
+          </w:p>
+        </w:tc>
+        <w:tc>
+          <w:tcPr>
+            <w:tcW w:w="0" w:type="auto"/>
+            <w:hideMark/>
+          </w:tcPr>
+          <w:p>
+            <w:pPr>
+              <w:spacing w:before="100" w:beforeAutospacing="1" w:after="100" w:afterAutospacing="1"/>
+              <w:cnfStyle w:val="000000000000" w:firstRow="0" w:lastRow="0" w:firstColumn="0" w:lastColumn="0" w:oddVBand="0" w:evenVBand="0" w:oddHBand="0" w:evenHBand="0" w:firstRowFirstColumn="0" w:firstRowLastColumn="0" w:lastRowFirstColumn="0" w:lastRowLastColumn="0"/>
+              <w:rPr>
+                <w:rFonts w:ascii="Times New Roman" w:eastAsia="Times New Roman" w:hAnsi="Times New Roman" w:cs="Times New Roman"/>
+                <w:kern w:val="0"/>
+                <w:lang w:eastAsia="en-IN"/>
+                <w14:ligatures w14:val="none"/>
+              </w:rPr>
+            </w:pPr>
+            <w:r>
+              <w:rPr>
+                <w:rFonts w:ascii="Times New Roman" w:eastAsia="Times New Roman" w:hAnsi="Times New Roman" w:cs="Times New Roman"/>
+                <w:kern w:val="0"/>
+                <w:lang w:eastAsia="en-IN"/>
+                <w14:ligatures w14:val="none"/>
+              </w:rPr>
+              <w:t>Collection of permissions</w:t>
+            </w:r>
+          </w:p>
+        </w:tc>
+      </w:tr>
+      <w:tr>
+        <w:trPr>
+          <w:cnfStyle w:val="000000100000" w:firstRow="0" w:lastRow="0" w:firstColumn="0" w:lastColumn="0" w:oddVBand="0" w:evenVBand="0" w:oddHBand="1" w:evenHBand="0" w:firstRowFirstColumn="0" w:firstRowLastColumn="0" w:lastRowFirstColumn="0" w:lastRowLastColumn="0"/>
+        </w:trPr>
+        <w:tc>
+          <w:tcPr>
+            <w:cnfStyle w:val="001000000000" w:firstRow="0" w:lastRow="0" w:firstColumn="1" w:lastColumn="0" w:oddVBand="0" w:evenVBand="0" w:oddHBand="0" w:evenHBand="0" w:firstRowFirstColumn="0" w:firstRowLastColumn="0" w:lastRowFirstColumn="0" w:lastRowLastColumn="0"/>
+            <w:tcW w:w="0" w:type="auto"/>
+            <w:hideMark/>
+          </w:tcPr>
+          <w:p>
+            <w:pPr>
+              <w:spacing w:before="100" w:beforeAutospacing="1" w:after="100" w:afterAutospacing="1"/>
+              <w:rPr>
+                <w:rFonts w:ascii="Times New Roman" w:eastAsia="Times New Roman" w:hAnsi="Times New Roman" w:cs="Times New Roman"/>
+                <w:kern w:val="0"/>
+                <w:lang w:eastAsia="en-IN"/>
+                <w14:ligatures w14:val="none"/>
+              </w:rPr>
+            </w:pPr>
+            <w:r>
+              <w:rPr>
+                <w:rFonts w:ascii="Times New Roman" w:eastAsia="Times New Roman" w:hAnsi="Times New Roman" w:cs="Times New Roman"/>
+                <w:kern w:val="0"/>
+                <w:lang w:eastAsia="en-IN"/>
+                <w14:ligatures w14:val="none"/>
+              </w:rPr>
+              <w:t>Basic Role</w:t>
+            </w:r>
+          </w:p>
+        </w:tc>
+        <w:tc>
+          <w:tcPr>
+            <w:tcW w:w="0" w:type="auto"/>
+            <w:hideMark/>
+          </w:tcPr>
+          <w:p>
+            <w:pPr>
+              <w:spacing w:before="100" w:beforeAutospacing="1" w:after="100" w:afterAutospacing="1"/>
+              <w:cnfStyle w:val="000000100000" w:firstRow="0" w:lastRow="0" w:firstColumn="0" w:lastColumn="0" w:oddVBand="0" w:evenVBand="0" w:oddHBand="1" w:evenHBand="0" w:firstRowFirstColumn="0" w:firstRowLastColumn="0" w:lastRowFirstColumn="0" w:lastRowLastColumn="0"/>
+              <w:rPr>
+                <w:rFonts w:ascii="Times New Roman" w:eastAsia="Times New Roman" w:hAnsi="Times New Roman" w:cs="Times New Roman"/>
+                <w:kern w:val="0"/>
+                <w:lang w:eastAsia="en-IN"/>
+                <w14:ligatures w14:val="none"/>
+              </w:rPr>
+            </w:pPr>
+            <w:r>
+              <w:rPr>
+                <w:rFonts w:ascii="Times New Roman" w:eastAsia="Times New Roman" w:hAnsi="Times New Roman" w:cs="Times New Roman"/>
+                <w:kern w:val="0"/>
+                <w:lang w:eastAsia="en-IN"/>
+                <w14:ligatures w14:val="none"/>
+              </w:rPr>
+              <w:t>Broad, general-purpose access</w:t>
+            </w:r>
+          </w:p>
+        </w:tc>
+      </w:tr>
+      <w:tr>
+        <w:tc>
+          <w:tcPr>
+            <w:cnfStyle w:val="001000000000" w:firstRow="0" w:lastRow="0" w:firstColumn="1" w:lastColumn="0" w:oddVBand="0" w:evenVBand="0" w:oddHBand="0" w:evenHBand="0" w:firstRowFirstColumn="0" w:firstRowLastColumn="0" w:lastRowFirstColumn="0" w:lastRowLastColumn="0"/>
+            <w:tcW w:w="0" w:type="auto"/>
+            <w:hideMark/>
+          </w:tcPr>
+          <w:p>
+            <w:pPr>
+              <w:spacing w:before="100" w:beforeAutospacing="1" w:after="100" w:afterAutospacing="1"/>
+              <w:rPr>
+                <w:rFonts w:ascii="Times New Roman" w:eastAsia="Times New Roman" w:hAnsi="Times New Roman" w:cs="Times New Roman"/>
+                <w:kern w:val="0"/>
+                <w:lang w:eastAsia="en-IN"/>
+                <w14:ligatures w14:val="none"/>
+              </w:rPr>
+            </w:pPr>
+            <w:r>
+              <w:rPr>
+                <w:rFonts w:ascii="Times New Roman" w:eastAsia="Times New Roman" w:hAnsi="Times New Roman" w:cs="Times New Roman"/>
+                <w:kern w:val="0"/>
+                <w:lang w:eastAsia="en-IN"/>
+                <w14:ligatures w14:val="none"/>
+              </w:rPr>
+              <w:t>Predefined Role</w:t>
+            </w:r>
+          </w:p>
+        </w:tc>
+        <w:tc>
+          <w:tcPr>
+            <w:tcW w:w="0" w:type="auto"/>
+            <w:hideMark/>
+          </w:tcPr>
+          <w:p>
+            <w:pPr>
+              <w:spacing w:before="100" w:beforeAutospacing="1" w:after="100" w:afterAutospacing="1"/>
+              <w:cnfStyle w:val="000000000000" w:firstRow="0" w:lastRow="0" w:firstColumn="0" w:lastColumn="0" w:oddVBand="0" w:evenVBand="0" w:oddHBand="0" w:evenHBand="0" w:firstRowFirstColumn="0" w:firstRowLastColumn="0" w:lastRowFirstColumn="0" w:lastRowLastColumn="0"/>
+              <w:rPr>
+                <w:rFonts w:ascii="Times New Roman" w:eastAsia="Times New Roman" w:hAnsi="Times New Roman" w:cs="Times New Roman"/>
+                <w:kern w:val="0"/>
+                <w:lang w:eastAsia="en-IN"/>
+                <w14:ligatures w14:val="none"/>
+              </w:rPr>
+            </w:pPr>
+            <w:r>
+              <w:rPr>
+                <w:rFonts w:ascii="Times New Roman" w:eastAsia="Times New Roman" w:hAnsi="Times New Roman" w:cs="Times New Roman"/>
+                <w:kern w:val="0"/>
+                <w:lang w:eastAsia="en-IN"/>
+                <w14:ligatures w14:val="none"/>
+              </w:rPr>
+              <w:t>Google-managed service or function-specific permissions</w:t>
+            </w:r>
+          </w:p>
+        </w:tc>
+      </w:tr>
+      <w:tr>
+        <w:trPr>
+          <w:cnfStyle w:val="000000100000" w:firstRow="0" w:lastRow="0" w:firstColumn="0" w:lastColumn="0" w:oddVBand="0" w:evenVBand="0" w:oddHBand="1" w:evenHBand="0" w:firstRowFirstColumn="0" w:firstRowLastColumn="0" w:lastRowFirstColumn="0" w:lastRowLastColumn="0"/>
+        </w:trPr>
+        <w:tc>
+          <w:tcPr>
+            <w:cnfStyle w:val="001000000000" w:firstRow="0" w:lastRow="0" w:firstColumn="1" w:lastColumn="0" w:oddVBand="0" w:evenVBand="0" w:oddHBand="0" w:evenHBand="0" w:firstRowFirstColumn="0" w:firstRowLastColumn="0" w:lastRowFirstColumn="0" w:lastRowLastColumn="0"/>
+            <w:tcW w:w="0" w:type="auto"/>
+            <w:hideMark/>
+          </w:tcPr>
+          <w:p>
+            <w:pPr>
+              <w:spacing w:before="100" w:beforeAutospacing="1" w:after="100" w:afterAutospacing="1"/>
+              <w:rPr>
+                <w:rFonts w:ascii="Times New Roman" w:eastAsia="Times New Roman" w:hAnsi="Times New Roman" w:cs="Times New Roman"/>
+                <w:kern w:val="0"/>
+                <w:lang w:eastAsia="en-IN"/>
+                <w14:ligatures w14:val="none"/>
+              </w:rPr>
+            </w:pPr>
+            <w:r>
+              <w:rPr>
+                <w:rFonts w:ascii="Times New Roman" w:eastAsia="Times New Roman" w:hAnsi="Times New Roman" w:cs="Times New Roman"/>
+                <w:kern w:val="0"/>
+                <w:lang w:eastAsia="en-IN"/>
+                <w14:ligatures w14:val="none"/>
+              </w:rPr>
+              <w:t>Custom Role</w:t>
+            </w:r>
+          </w:p>
+        </w:tc>
+        <w:tc>
+          <w:tcPr>
+            <w:tcW w:w="0" w:type="auto"/>
+            <w:hideMark/>
+          </w:tcPr>
+          <w:p>
+            <w:pPr>
+              <w:spacing w:before="100" w:beforeAutospacing="1" w:after="100" w:afterAutospacing="1"/>
+              <w:cnfStyle w:val="000000100000" w:firstRow="0" w:lastRow="0" w:firstColumn="0" w:lastColumn="0" w:oddVBand="0" w:evenVBand="0" w:oddHBand="1" w:evenHBand="0" w:firstRowFirstColumn="0" w:firstRowLastColumn="0" w:lastRowFirstColumn="0" w:lastRowLastColumn="0"/>
+              <w:rPr>
+                <w:rFonts w:ascii="Times New Roman" w:eastAsia="Times New Roman" w:hAnsi="Times New Roman" w:cs="Times New Roman"/>
+                <w:kern w:val="0"/>
+                <w:lang w:eastAsia="en-IN"/>
+                <w14:ligatures w14:val="none"/>
+              </w:rPr>
+            </w:pPr>
+            <w:r>
+              <w:rPr>
+                <w:rFonts w:ascii="Times New Roman" w:eastAsia="Times New Roman" w:hAnsi="Times New Roman" w:cs="Times New Roman"/>
+                <w:kern w:val="0"/>
+                <w:lang w:eastAsia="en-IN"/>
+                <w14:ligatures w14:val="none"/>
+              </w:rPr>
+              <w:t>Customer-defined collection of permissions</w:t>
+            </w:r>
+          </w:p>
+        </w:tc>
+      </w:tr>
+      <w:tr>
+        <w:tc>
+          <w:tcPr>
+            <w:cnfStyle w:val="001000000000" w:firstRow="0" w:lastRow="0" w:firstColumn="1" w:lastColumn="0" w:oddVBand="0" w:evenVBand="0" w:oddHBand="0" w:evenHBand="0" w:firstRowFirstColumn="0" w:firstRowLastColumn="0" w:lastRowFirstColumn="0" w:lastRowLastColumn="0"/>
+            <w:tcW w:w="0" w:type="auto"/>
+            <w:hideMark/>
+          </w:tcPr>
+          <w:p>
+            <w:pPr>
+              <w:spacing w:before="100" w:beforeAutospacing="1" w:after="100" w:afterAutospacing="1"/>
+              <w:rPr>
+                <w:rFonts w:ascii="Times New Roman" w:eastAsia="Times New Roman" w:hAnsi="Times New Roman" w:cs="Times New Roman"/>
+                <w:kern w:val="0"/>
+                <w:lang w:eastAsia="en-IN"/>
+                <w14:ligatures w14:val="none"/>
+              </w:rPr>
+            </w:pPr>
+            <w:r>
+              <w:rPr>
+                <w:rFonts w:ascii="Times New Roman" w:eastAsia="Times New Roman" w:hAnsi="Times New Roman" w:cs="Times New Roman"/>
+                <w:kern w:val="0"/>
+                <w:lang w:eastAsia="en-IN"/>
+                <w14:ligatures w14:val="none"/>
+              </w:rPr>
+              <w:t>Least Privilege</w:t>
+            </w:r>
+          </w:p>
+        </w:tc>
+        <w:tc>
+          <w:tcPr>
+            <w:tcW w:w="0" w:type="auto"/>
+            <w:hideMark/>
+          </w:tcPr>
+          <w:p>
+            <w:pPr>
+              <w:spacing w:before="100" w:beforeAutospacing="1" w:after="100" w:afterAutospacing="1"/>
+              <w:cnfStyle w:val="000000000000" w:firstRow="0" w:lastRow="0" w:firstColumn="0" w:lastColumn="0" w:oddVBand="0" w:evenVBand="0" w:oddHBand="0" w:evenHBand="0" w:firstRowFirstColumn="0" w:firstRowLastColumn="0" w:lastRowFirstColumn="0" w:lastRowLastColumn="0"/>
+              <w:rPr>
+                <w:rFonts w:ascii="Times New Roman" w:eastAsia="Times New Roman" w:hAnsi="Times New Roman" w:cs="Times New Roman"/>
+                <w:kern w:val="0"/>
+                <w:lang w:eastAsia="en-IN"/>
+                <w14:ligatures w14:val="none"/>
+              </w:rPr>
+            </w:pPr>
+            <w:r>
+              <w:rPr>
+                <w:rFonts w:ascii="Times New Roman" w:eastAsia="Times New Roman" w:hAnsi="Times New Roman" w:cs="Times New Roman"/>
+                <w:kern w:val="0"/>
+                <w:lang w:eastAsia="en-IN"/>
+                <w14:ligatures w14:val="none"/>
+              </w:rPr>
+              <w:t>Minimum necessary permissions</w:t>
+            </w:r>
+          </w:p>
+        </w:tc>
+      </w:tr>
+      <w:tr>
+        <w:trPr>
+          <w:cnfStyle w:val="000000100000" w:firstRow="0" w:lastRow="0" w:firstColumn="0" w:lastColumn="0" w:oddVBand="0" w:evenVBand="0" w:oddHBand="1" w:evenHBand="0" w:firstRowFirstColumn="0" w:firstRowLastColumn="0" w:lastRowFirstColumn="0" w:lastRowLastColumn="0"/>
+        </w:trPr>
+        <w:tc>
+          <w:tcPr>
+            <w:cnfStyle w:val="001000000000" w:firstRow="0" w:lastRow="0" w:firstColumn="1" w:lastColumn="0" w:oddVBand="0" w:evenVBand="0" w:oddHBand="0" w:evenHBand="0" w:firstRowFirstColumn="0" w:firstRowLastColumn="0" w:lastRowFirstColumn="0" w:lastRowLastColumn="0"/>
+            <w:tcW w:w="0" w:type="auto"/>
+            <w:hideMark/>
+          </w:tcPr>
+          <w:p>
+            <w:pPr>
+              <w:spacing w:before="100" w:beforeAutospacing="1" w:after="100" w:afterAutospacing="1"/>
+              <w:rPr>
+                <w:rFonts w:ascii="Times New Roman" w:eastAsia="Times New Roman" w:hAnsi="Times New Roman" w:cs="Times New Roman"/>
+                <w:kern w:val="0"/>
+                <w:lang w:eastAsia="en-IN"/>
+                <w14:ligatures w14:val="none"/>
+              </w:rPr>
+            </w:pPr>
+            <w:r>
+              <w:rPr>
+                <w:rFonts w:ascii="Times New Roman" w:eastAsia="Times New Roman" w:hAnsi="Times New Roman" w:cs="Times New Roman"/>
+                <w:kern w:val="0"/>
+                <w:lang w:eastAsia="en-IN"/>
+                <w14:ligatures w14:val="none"/>
+              </w:rPr>
+              <w:t>Separation of Duties</w:t>
+            </w:r>
+          </w:p>
+        </w:tc>
+        <w:tc>
+          <w:tcPr>
+            <w:tcW w:w="0" w:type="auto"/>
+            <w:hideMark/>
+          </w:tcPr>
+          <w:p>
+            <w:pPr>
+              <w:spacing w:before="100" w:beforeAutospacing="1" w:after="100" w:afterAutospacing="1"/>
+              <w:cnfStyle w:val="000000100000" w:firstRow="0" w:lastRow="0" w:firstColumn="0" w:lastColumn="0" w:oddVBand="0" w:evenVBand="0" w:oddHBand="1" w:evenHBand="0" w:firstRowFirstColumn="0" w:firstRowLastColumn="0" w:lastRowFirstColumn="0" w:lastRowLastColumn="0"/>
+              <w:rPr>
+                <w:rFonts w:ascii="Times New Roman" w:eastAsia="Times New Roman" w:hAnsi="Times New Roman" w:cs="Times New Roman"/>
+                <w:kern w:val="0"/>
+                <w:lang w:eastAsia="en-IN"/>
+                <w14:ligatures w14:val="none"/>
+              </w:rPr>
+            </w:pPr>
+            <w:r>
+              <w:rPr>
+                <w:rFonts w:ascii="Times New Roman" w:eastAsia="Times New Roman" w:hAnsi="Times New Roman" w:cs="Times New Roman"/>
+                <w:kern w:val="0"/>
+                <w:lang w:eastAsia="en-IN"/>
+                <w14:ligatures w14:val="none"/>
+              </w:rPr>
+              <w:t>Distribution of critical responsibilities</w:t>
+            </w:r>
+          </w:p>
+        </w:tc>
+      </w:tr>
+      <w:tr>
+        <w:tc>
+          <w:tcPr>
+            <w:cnfStyle w:val="001000000000" w:firstRow="0" w:lastRow="0" w:firstColumn="1" w:lastColumn="0" w:oddVBand="0" w:evenVBand="0" w:oddHBand="0" w:evenHBand="0" w:firstRowFirstColumn="0" w:firstRowLastColumn="0" w:lastRowFirstColumn="0" w:lastRowLastColumn="0"/>
+            <w:tcW w:w="0" w:type="auto"/>
+            <w:hideMark/>
+          </w:tcPr>
+          <w:p>
+            <w:pPr>
+              <w:spacing w:before="100" w:beforeAutospacing="1" w:after="100" w:afterAutospacing="1"/>
+              <w:rPr>
+                <w:rFonts w:ascii="Times New Roman" w:eastAsia="Times New Roman" w:hAnsi="Times New Roman" w:cs="Times New Roman"/>
+                <w:kern w:val="0"/>
+                <w:lang w:eastAsia="en-IN"/>
+                <w14:ligatures w14:val="none"/>
+              </w:rPr>
+            </w:pPr>
+            <w:r>
+              <w:rPr>
+                <w:rFonts w:ascii="Times New Roman" w:eastAsia="Times New Roman" w:hAnsi="Times New Roman" w:cs="Times New Roman"/>
+                <w:kern w:val="0"/>
+                <w:lang w:eastAsia="en-IN"/>
+                <w14:ligatures w14:val="none"/>
+              </w:rPr>
+              <w:t>IAM Policy</w:t>
+            </w:r>
+          </w:p>
+        </w:tc>
+        <w:tc>
+          <w:tcPr>
+            <w:tcW w:w="0" w:type="auto"/>
+            <w:hideMark/>
+          </w:tcPr>
+          <w:p>
+            <w:pPr>
+              <w:spacing w:before="100" w:beforeAutospacing="1" w:after="100" w:afterAutospacing="1"/>
+              <w:cnfStyle w:val="000000000000" w:firstRow="0" w:lastRow="0" w:firstColumn="0" w:lastColumn="0" w:oddVBand="0" w:evenVBand="0" w:oddHBand="0" w:evenHBand="0" w:firstRowFirstColumn="0" w:firstRowLastColumn="0" w:lastRowFirstColumn="0" w:lastRowLastColumn="0"/>
+              <w:rPr>
+                <w:rFonts w:ascii="Times New Roman" w:eastAsia="Times New Roman" w:hAnsi="Times New Roman" w:cs="Times New Roman"/>
+                <w:kern w:val="0"/>
+                <w:lang w:eastAsia="en-IN"/>
+                <w14:ligatures w14:val="none"/>
+              </w:rPr>
+            </w:pPr>
+            <w:r>
+              <w:rPr>
+                <w:rFonts w:ascii="Times New Roman" w:eastAsia="Times New Roman" w:hAnsi="Times New Roman" w:cs="Times New Roman"/>
+                <w:kern w:val="0"/>
+                <w:lang w:eastAsia="en-IN"/>
+                <w14:ligatures w14:val="none"/>
+              </w:rPr>
+              <w:t>Defines role assignments on resources</w:t>
+            </w:r>
+          </w:p>
+        </w:tc>
+      </w:tr>
+    </w:tbl>
+    <w:p>
+      <w:pPr>
+        <w:spacing w:after="0"/>
+      </w:pPr>
+    </w:p>
+    <w:p>
+      <w:pPr>
+        <w:spacing w:after="0"/>
+        <w:ind w:left="720"/>
+        <w:rPr>
+          <w:b/>
+          <w:bCs/>
+        </w:rPr>
+      </w:pPr>
+      <w:r>
+        <w:rPr>
+          <w:b/>
+          <w:bCs/>
+        </w:rPr>
         <w:t>Hands-on</w:t>
       </w:r>
     </w:p>
@@ -1324,6 +3725,56 @@
     <w:p>
       <w:pPr>
         <w:spacing w:after="0"/>
+        <w:rPr>
+          <w:b/>
+          <w:bCs/>
+        </w:rPr>
+      </w:pPr>
+      <w:r>
+        <w:rPr>
+          <w:b/>
+          <w:bCs/>
+        </w:rPr>
+        <w:drawing>
+          <wp:inline distT="0" distB="0" distL="0" distR="0" wp14:anchorId="3DC0BF6B" wp14:editId="59F042F9">
+            <wp:extent cx="3395207" cy="3395207"/>
+            <wp:effectExtent l="0" t="0" r="0" b="0"/>
+            <wp:docPr id="2130276365" name="Picture 1"/>
+            <wp:cNvGraphicFramePr>
+              <a:graphicFrameLocks xmlns:a="http://schemas.openxmlformats.org/drawingml/2006/main" noChangeAspect="1"/>
+            </wp:cNvGraphicFramePr>
+            <a:graphic xmlns:a="http://schemas.openxmlformats.org/drawingml/2006/main">
+              <a:graphicData uri="http://schemas.openxmlformats.org/drawingml/2006/picture">
+                <pic:pic xmlns:pic="http://schemas.openxmlformats.org/drawingml/2006/picture">
+                  <pic:nvPicPr>
+                    <pic:cNvPr id="2130276365" name=""/>
+                    <pic:cNvPicPr/>
+                  </pic:nvPicPr>
+                  <pic:blipFill>
+                    <a:blip r:embed="rId7"/>
+                    <a:stretch>
+                      <a:fillRect/>
+                    </a:stretch>
+                  </pic:blipFill>
+                  <pic:spPr>
+                    <a:xfrm>
+                      <a:off x="0" y="0"/>
+                      <a:ext cx="3401357" cy="3401357"/>
+                    </a:xfrm>
+                    <a:prstGeom prst="rect">
+                      <a:avLst/>
+                    </a:prstGeom>
+                  </pic:spPr>
+                </pic:pic>
+              </a:graphicData>
+            </a:graphic>
+          </wp:inline>
+        </w:drawing>
+      </w:r>
+    </w:p>
+    <w:p>
+      <w:pPr>
+        <w:spacing w:after="0"/>
         <w:ind w:left="720"/>
         <w:rPr>
           <w:b/>
@@ -1387,6 +3838,7 @@
         <w:spacing w:after="0"/>
       </w:pPr>
       <w:r>
+        <w:lastRenderedPageBreak/>
         <w:t>Persistent Disks</w:t>
       </w:r>
     </w:p>
@@ -1469,493 +3921,6 @@
       <w:r>
         <w:t>Delete</w:t>
       </w:r>
-    </w:p>
-    <w:p>
-      <w:pPr>
-        <w:spacing w:after="0"/>
-        <w:ind w:firstLine="720"/>
-        <w:rPr>
-          <w:b/>
-          <w:bCs/>
-        </w:rPr>
-      </w:pPr>
-      <w:r>
-        <w:rPr>
-          <w:b/>
-          <w:bCs/>
-        </w:rPr>
-        <w:t>Managed Instance Groups</w:t>
-      </w:r>
-    </w:p>
-    <w:p>
-      <w:pPr>
-        <w:pStyle w:val="ListParagraph"/>
-        <w:numPr>
-          <w:ilvl w:val="0"/>
-          <w:numId w:val="6"/>
-        </w:numPr>
-      </w:pPr>
-      <w:r>
-        <w:t>Autoscaling</w:t>
-      </w:r>
-    </w:p>
-    <w:p>
-      <w:pPr>
-        <w:pStyle w:val="ListParagraph"/>
-        <w:numPr>
-          <w:ilvl w:val="0"/>
-          <w:numId w:val="6"/>
-        </w:numPr>
-      </w:pPr>
-      <w:r>
-        <w:t>Load Balancing</w:t>
-      </w:r>
-    </w:p>
-    <w:p>
-      <w:pPr>
-        <w:pStyle w:val="ListParagraph"/>
-        <w:numPr>
-          <w:ilvl w:val="0"/>
-          <w:numId w:val="6"/>
-        </w:numPr>
-      </w:pPr>
-      <w:r>
-        <w:t>Instance Templates</w:t>
-      </w:r>
-    </w:p>
-    <w:p>
-      <w:pPr>
-        <w:spacing w:after="0"/>
-        <w:ind w:left="1080"/>
-        <w:rPr>
-          <w:b/>
-          <w:bCs/>
-        </w:rPr>
-      </w:pPr>
-      <w:r>
-        <w:rPr>
-          <w:b/>
-          <w:bCs/>
-        </w:rPr>
-        <w:lastRenderedPageBreak/>
-        <w:t>App Engine</w:t>
-      </w:r>
-    </w:p>
-    <w:p>
-      <w:pPr>
-        <w:pStyle w:val="ListParagraph"/>
-        <w:numPr>
-          <w:ilvl w:val="0"/>
-          <w:numId w:val="6"/>
-        </w:numPr>
-        <w:rPr>
-          <w:b/>
-          <w:bCs/>
-        </w:rPr>
-      </w:pPr>
-      <w:r>
-        <w:rPr>
-          <w:b/>
-          <w:bCs/>
-        </w:rPr>
-        <w:t>Application Deployment</w:t>
-      </w:r>
-    </w:p>
-    <w:p>
-      <w:pPr>
-        <w:pStyle w:val="ListParagraph"/>
-        <w:numPr>
-          <w:ilvl w:val="1"/>
-          <w:numId w:val="6"/>
-        </w:numPr>
-      </w:pPr>
-      <w:r>
-        <w:t>Standard Environment</w:t>
-      </w:r>
-    </w:p>
-    <w:p>
-      <w:pPr>
-        <w:pStyle w:val="ListParagraph"/>
-        <w:numPr>
-          <w:ilvl w:val="1"/>
-          <w:numId w:val="6"/>
-        </w:numPr>
-        <w:spacing w:after="0"/>
-      </w:pPr>
-      <w:r>
-        <w:t>Flexible Environment</w:t>
-      </w:r>
-    </w:p>
-    <w:p>
-      <w:pPr>
-        <w:spacing w:after="0"/>
-        <w:ind w:left="360" w:firstLine="720"/>
-        <w:rPr>
-          <w:b/>
-          <w:bCs/>
-        </w:rPr>
-      </w:pPr>
-      <w:r>
-        <w:rPr>
-          <w:b/>
-          <w:bCs/>
-        </w:rPr>
-        <w:t>Cloud Functions</w:t>
-      </w:r>
-    </w:p>
-    <w:p>
-      <w:pPr>
-        <w:pStyle w:val="ListParagraph"/>
-        <w:numPr>
-          <w:ilvl w:val="0"/>
-          <w:numId w:val="6"/>
-        </w:numPr>
-        <w:rPr>
-          <w:b/>
-          <w:bCs/>
-        </w:rPr>
-      </w:pPr>
-      <w:r>
-        <w:rPr>
-          <w:b/>
-          <w:bCs/>
-        </w:rPr>
-        <w:t>Serverless Computing</w:t>
-      </w:r>
-    </w:p>
-    <w:p>
-      <w:pPr>
-        <w:pStyle w:val="ListParagraph"/>
-        <w:numPr>
-          <w:ilvl w:val="1"/>
-          <w:numId w:val="6"/>
-        </w:numPr>
-      </w:pPr>
-      <w:r>
-        <w:t>Event-driven architecture</w:t>
-      </w:r>
-    </w:p>
-    <w:p>
-      <w:pPr>
-        <w:pStyle w:val="ListParagraph"/>
-        <w:numPr>
-          <w:ilvl w:val="1"/>
-          <w:numId w:val="6"/>
-        </w:numPr>
-        <w:spacing w:after="0"/>
-      </w:pPr>
-      <w:r>
-        <w:t>Trigger-based functions</w:t>
-      </w:r>
-    </w:p>
-    <w:p>
-      <w:pPr>
-        <w:spacing w:after="0"/>
-        <w:ind w:left="360" w:firstLine="720"/>
-        <w:rPr>
-          <w:b/>
-          <w:bCs/>
-        </w:rPr>
-      </w:pPr>
-      <w:r>
-        <w:rPr>
-          <w:b/>
-          <w:bCs/>
-        </w:rPr>
-        <w:t>Hands-on</w:t>
-      </w:r>
-    </w:p>
-    <w:p>
-      <w:pPr>
-        <w:pStyle w:val="ListParagraph"/>
-        <w:numPr>
-          <w:ilvl w:val="0"/>
-          <w:numId w:val="6"/>
-        </w:numPr>
-      </w:pPr>
-      <w:r>
-        <w:t>Deploy VM</w:t>
-      </w:r>
-    </w:p>
-    <w:p>
-      <w:pPr>
-        <w:pStyle w:val="ListParagraph"/>
-        <w:numPr>
-          <w:ilvl w:val="0"/>
-          <w:numId w:val="6"/>
-        </w:numPr>
-      </w:pPr>
-      <w:r>
-        <w:t>C</w:t>
-      </w:r>
-      <w:r>
-        <w:t>onfigure Startup Scripts</w:t>
-      </w:r>
-    </w:p>
-    <w:p>
-      <w:pPr>
-        <w:pStyle w:val="ListParagraph"/>
-        <w:numPr>
-          <w:ilvl w:val="0"/>
-          <w:numId w:val="6"/>
-        </w:numPr>
-        <w:spacing w:after="0"/>
-      </w:pPr>
-      <w:r>
-        <w:t>Deploy Sample Application</w:t>
-      </w:r>
-    </w:p>
-    <w:p>
-      <w:pPr>
-        <w:spacing w:after="0"/>
-        <w:rPr>
-          <w:b/>
-          <w:bCs/>
-        </w:rPr>
-      </w:pPr>
-      <w:r>
-        <w:rPr>
-          <w:b/>
-          <w:bCs/>
-        </w:rPr>
-        <w:t>Storage Services</w:t>
-      </w:r>
-    </w:p>
-    <w:p>
-      <w:pPr>
-        <w:spacing w:after="0"/>
-        <w:ind w:left="720"/>
-        <w:rPr>
-          <w:b/>
-          <w:bCs/>
-        </w:rPr>
-      </w:pPr>
-      <w:r>
-        <w:rPr>
-          <w:b/>
-          <w:bCs/>
-        </w:rPr>
-        <w:t>Cloud Storage</w:t>
-      </w:r>
-    </w:p>
-    <w:p>
-      <w:pPr>
-        <w:pStyle w:val="ListParagraph"/>
-        <w:numPr>
-          <w:ilvl w:val="0"/>
-          <w:numId w:val="7"/>
-        </w:numPr>
-        <w:spacing w:after="0"/>
-        <w:rPr>
-          <w:b/>
-          <w:bCs/>
-        </w:rPr>
-      </w:pPr>
-      <w:r>
-        <w:rPr>
-          <w:b/>
-          <w:bCs/>
-        </w:rPr>
-        <w:t>Storage Classes</w:t>
-      </w:r>
-    </w:p>
-    <w:p>
-      <w:pPr>
-        <w:pStyle w:val="ListParagraph"/>
-        <w:numPr>
-          <w:ilvl w:val="1"/>
-          <w:numId w:val="7"/>
-        </w:numPr>
-        <w:spacing w:after="0"/>
-      </w:pPr>
-      <w:r>
-        <w:t>Standard</w:t>
-      </w:r>
-    </w:p>
-    <w:p>
-      <w:pPr>
-        <w:pStyle w:val="ListParagraph"/>
-        <w:numPr>
-          <w:ilvl w:val="1"/>
-          <w:numId w:val="7"/>
-        </w:numPr>
-        <w:spacing w:after="0"/>
-      </w:pPr>
-      <w:r>
-        <w:t>Nearline</w:t>
-      </w:r>
-    </w:p>
-    <w:p>
-      <w:pPr>
-        <w:pStyle w:val="ListParagraph"/>
-        <w:numPr>
-          <w:ilvl w:val="1"/>
-          <w:numId w:val="7"/>
-        </w:numPr>
-        <w:spacing w:after="0"/>
-      </w:pPr>
-      <w:proofErr w:type="spellStart"/>
-      <w:r>
-        <w:t>Coldline</w:t>
-      </w:r>
-      <w:proofErr w:type="spellEnd"/>
-    </w:p>
-    <w:p>
-      <w:pPr>
-        <w:pStyle w:val="ListParagraph"/>
-        <w:numPr>
-          <w:ilvl w:val="1"/>
-          <w:numId w:val="7"/>
-        </w:numPr>
-        <w:spacing w:after="0"/>
-      </w:pPr>
-      <w:r>
-        <w:t>Archive</w:t>
-      </w:r>
-    </w:p>
-    <w:p>
-      <w:pPr>
-        <w:pStyle w:val="ListParagraph"/>
-        <w:numPr>
-          <w:ilvl w:val="0"/>
-          <w:numId w:val="7"/>
-        </w:numPr>
-        <w:spacing w:after="0"/>
-        <w:rPr>
-          <w:b/>
-          <w:bCs/>
-        </w:rPr>
-      </w:pPr>
-      <w:r>
-        <w:rPr>
-          <w:b/>
-          <w:bCs/>
-        </w:rPr>
-        <w:t>Bucket Management</w:t>
-      </w:r>
-    </w:p>
-    <w:p>
-      <w:pPr>
-        <w:pStyle w:val="ListParagraph"/>
-        <w:numPr>
-          <w:ilvl w:val="1"/>
-          <w:numId w:val="7"/>
-        </w:numPr>
-        <w:spacing w:after="0"/>
-      </w:pPr>
-      <w:r>
-        <w:t>Versioning</w:t>
-      </w:r>
-    </w:p>
-    <w:p>
-      <w:pPr>
-        <w:pStyle w:val="ListParagraph"/>
-        <w:numPr>
-          <w:ilvl w:val="1"/>
-          <w:numId w:val="7"/>
-        </w:numPr>
-        <w:spacing w:after="0"/>
-      </w:pPr>
-      <w:r>
-        <w:t>Lifecycle Policies</w:t>
-      </w:r>
-    </w:p>
-    <w:p>
-      <w:pPr>
-        <w:pStyle w:val="ListParagraph"/>
-        <w:numPr>
-          <w:ilvl w:val="1"/>
-          <w:numId w:val="7"/>
-        </w:numPr>
-        <w:spacing w:after="0"/>
-      </w:pPr>
-      <w:r>
-        <w:t>Access Management</w:t>
-      </w:r>
-    </w:p>
-    <w:p>
-      <w:pPr>
-        <w:spacing w:after="0"/>
-        <w:ind w:left="720"/>
-        <w:rPr>
-          <w:b/>
-          <w:bCs/>
-        </w:rPr>
-      </w:pPr>
-      <w:r>
-        <w:rPr>
-          <w:b/>
-          <w:bCs/>
-        </w:rPr>
-        <w:t>Persistent Disks</w:t>
-      </w:r>
-    </w:p>
-    <w:p>
-      <w:pPr>
-        <w:spacing w:after="0"/>
-        <w:ind w:left="720"/>
-        <w:rPr>
-          <w:b/>
-          <w:bCs/>
-        </w:rPr>
-      </w:pPr>
-      <w:proofErr w:type="spellStart"/>
-      <w:r>
-        <w:rPr>
-          <w:b/>
-          <w:bCs/>
-        </w:rPr>
-        <w:t>Filestore</w:t>
-      </w:r>
-      <w:proofErr w:type="spellEnd"/>
-    </w:p>
-    <w:p>
-      <w:pPr>
-        <w:spacing w:after="0"/>
-        <w:ind w:left="720"/>
-        <w:rPr>
-          <w:b/>
-          <w:bCs/>
-        </w:rPr>
-      </w:pPr>
-      <w:r>
-        <w:rPr>
-          <w:b/>
-          <w:bCs/>
-        </w:rPr>
-        <w:t>Cloud Storage Security</w:t>
-      </w:r>
-    </w:p>
-    <w:p>
-      <w:pPr>
-        <w:pStyle w:val="ListParagraph"/>
-        <w:numPr>
-          <w:ilvl w:val="0"/>
-          <w:numId w:val="8"/>
-        </w:numPr>
-        <w:spacing w:after="0"/>
-      </w:pPr>
-      <w:r>
-        <w:t>Encryption</w:t>
-      </w:r>
-    </w:p>
-    <w:p>
-      <w:pPr>
-        <w:pStyle w:val="ListParagraph"/>
-        <w:numPr>
-          <w:ilvl w:val="0"/>
-          <w:numId w:val="8"/>
-        </w:numPr>
-        <w:spacing w:after="0"/>
-      </w:pPr>
-      <w:r>
-        <w:t>Bucket Policies</w:t>
-      </w:r>
-    </w:p>
-    <w:p>
-      <w:pPr>
-        <w:spacing w:after="0"/>
-      </w:pPr>
     </w:p>
     <w:sectPr>
       <w:pgSz w:w="11906" w:h="16838"/>
@@ -2534,6 +4499,119 @@
     </w:lvl>
   </w:abstractNum>
   <w:abstractNum w:abstractNumId="5" w15:restartNumberingAfterBreak="0">
+    <w:nsid w:val="3CFF31B8"/>
+    <w:multiLevelType w:val="hybridMultilevel"/>
+    <w:tmpl w:val="3626AD1C"/>
+    <w:lvl w:ilvl="0" w:tplc="40090003">
+      <w:start w:val="1"/>
+      <w:numFmt w:val="bullet"/>
+      <w:lvlText w:val="o"/>
+      <w:lvlJc w:val="left"/>
+      <w:pPr>
+        <w:ind w:left="2160" w:hanging="360"/>
+      </w:pPr>
+      <w:rPr>
+        <w:rFonts w:ascii="Courier New" w:hAnsi="Courier New" w:cs="Courier New" w:hint="default"/>
+      </w:rPr>
+    </w:lvl>
+    <w:lvl w:ilvl="1" w:tplc="40090003" w:tentative="1">
+      <w:start w:val="1"/>
+      <w:numFmt w:val="bullet"/>
+      <w:lvlText w:val="o"/>
+      <w:lvlJc w:val="left"/>
+      <w:pPr>
+        <w:ind w:left="2880" w:hanging="360"/>
+      </w:pPr>
+      <w:rPr>
+        <w:rFonts w:ascii="Courier New" w:hAnsi="Courier New" w:cs="Courier New" w:hint="default"/>
+      </w:rPr>
+    </w:lvl>
+    <w:lvl w:ilvl="2" w:tplc="40090005" w:tentative="1">
+      <w:start w:val="1"/>
+      <w:numFmt w:val="bullet"/>
+      <w:lvlText w:val=""/>
+      <w:lvlJc w:val="left"/>
+      <w:pPr>
+        <w:ind w:left="3600" w:hanging="360"/>
+      </w:pPr>
+      <w:rPr>
+        <w:rFonts w:ascii="Wingdings" w:hAnsi="Wingdings" w:hint="default"/>
+      </w:rPr>
+    </w:lvl>
+    <w:lvl w:ilvl="3" w:tplc="40090001" w:tentative="1">
+      <w:start w:val="1"/>
+      <w:numFmt w:val="bullet"/>
+      <w:lvlText w:val=""/>
+      <w:lvlJc w:val="left"/>
+      <w:pPr>
+        <w:ind w:left="4320" w:hanging="360"/>
+      </w:pPr>
+      <w:rPr>
+        <w:rFonts w:ascii="Symbol" w:hAnsi="Symbol" w:hint="default"/>
+      </w:rPr>
+    </w:lvl>
+    <w:lvl w:ilvl="4" w:tplc="40090003" w:tentative="1">
+      <w:start w:val="1"/>
+      <w:numFmt w:val="bullet"/>
+      <w:lvlText w:val="o"/>
+      <w:lvlJc w:val="left"/>
+      <w:pPr>
+        <w:ind w:left="5040" w:hanging="360"/>
+      </w:pPr>
+      <w:rPr>
+        <w:rFonts w:ascii="Courier New" w:hAnsi="Courier New" w:cs="Courier New" w:hint="default"/>
+      </w:rPr>
+    </w:lvl>
+    <w:lvl w:ilvl="5" w:tplc="40090005" w:tentative="1">
+      <w:start w:val="1"/>
+      <w:numFmt w:val="bullet"/>
+      <w:lvlText w:val=""/>
+      <w:lvlJc w:val="left"/>
+      <w:pPr>
+        <w:ind w:left="5760" w:hanging="360"/>
+      </w:pPr>
+      <w:rPr>
+        <w:rFonts w:ascii="Wingdings" w:hAnsi="Wingdings" w:hint="default"/>
+      </w:rPr>
+    </w:lvl>
+    <w:lvl w:ilvl="6" w:tplc="40090001" w:tentative="1">
+      <w:start w:val="1"/>
+      <w:numFmt w:val="bullet"/>
+      <w:lvlText w:val=""/>
+      <w:lvlJc w:val="left"/>
+      <w:pPr>
+        <w:ind w:left="6480" w:hanging="360"/>
+      </w:pPr>
+      <w:rPr>
+        <w:rFonts w:ascii="Symbol" w:hAnsi="Symbol" w:hint="default"/>
+      </w:rPr>
+    </w:lvl>
+    <w:lvl w:ilvl="7" w:tplc="40090003" w:tentative="1">
+      <w:start w:val="1"/>
+      <w:numFmt w:val="bullet"/>
+      <w:lvlText w:val="o"/>
+      <w:lvlJc w:val="left"/>
+      <w:pPr>
+        <w:ind w:left="7200" w:hanging="360"/>
+      </w:pPr>
+      <w:rPr>
+        <w:rFonts w:ascii="Courier New" w:hAnsi="Courier New" w:cs="Courier New" w:hint="default"/>
+      </w:rPr>
+    </w:lvl>
+    <w:lvl w:ilvl="8" w:tplc="40090005" w:tentative="1">
+      <w:start w:val="1"/>
+      <w:numFmt w:val="bullet"/>
+      <w:lvlText w:val=""/>
+      <w:lvlJc w:val="left"/>
+      <w:pPr>
+        <w:ind w:left="7920" w:hanging="360"/>
+      </w:pPr>
+      <w:rPr>
+        <w:rFonts w:ascii="Wingdings" w:hAnsi="Wingdings" w:hint="default"/>
+      </w:rPr>
+    </w:lvl>
+  </w:abstractNum>
+  <w:abstractNum w:abstractNumId="6" w15:restartNumberingAfterBreak="0">
     <w:nsid w:val="4747272D"/>
     <w:multiLevelType w:val="hybridMultilevel"/>
     <w:tmpl w:val="3112F58A"/>
@@ -2646,7 +4724,7 @@
       </w:rPr>
     </w:lvl>
   </w:abstractNum>
-  <w:abstractNum w:abstractNumId="6" w15:restartNumberingAfterBreak="0">
+  <w:abstractNum w:abstractNumId="7" w15:restartNumberingAfterBreak="0">
     <w:nsid w:val="49226805"/>
     <w:multiLevelType w:val="hybridMultilevel"/>
     <w:tmpl w:val="C088A1BA"/>
@@ -2759,7 +4837,7 @@
       </w:rPr>
     </w:lvl>
   </w:abstractNum>
-  <w:abstractNum w:abstractNumId="7" w15:restartNumberingAfterBreak="0">
+  <w:abstractNum w:abstractNumId="8" w15:restartNumberingAfterBreak="0">
     <w:nsid w:val="56B356DE"/>
     <w:multiLevelType w:val="hybridMultilevel"/>
     <w:tmpl w:val="71A8C3B6"/>
@@ -2872,8 +4950,121 @@
       </w:rPr>
     </w:lvl>
   </w:abstractNum>
+  <w:abstractNum w:abstractNumId="9" w15:restartNumberingAfterBreak="0">
+    <w:nsid w:val="7C2E4FDA"/>
+    <w:multiLevelType w:val="hybridMultilevel"/>
+    <w:tmpl w:val="25C2E0B6"/>
+    <w:lvl w:ilvl="0" w:tplc="40090003">
+      <w:start w:val="1"/>
+      <w:numFmt w:val="bullet"/>
+      <w:lvlText w:val="o"/>
+      <w:lvlJc w:val="left"/>
+      <w:pPr>
+        <w:ind w:left="720" w:hanging="360"/>
+      </w:pPr>
+      <w:rPr>
+        <w:rFonts w:ascii="Courier New" w:hAnsi="Courier New" w:cs="Courier New" w:hint="default"/>
+      </w:rPr>
+    </w:lvl>
+    <w:lvl w:ilvl="1" w:tplc="40090003" w:tentative="1">
+      <w:start w:val="1"/>
+      <w:numFmt w:val="bullet"/>
+      <w:lvlText w:val="o"/>
+      <w:lvlJc w:val="left"/>
+      <w:pPr>
+        <w:ind w:left="1440" w:hanging="360"/>
+      </w:pPr>
+      <w:rPr>
+        <w:rFonts w:ascii="Courier New" w:hAnsi="Courier New" w:cs="Courier New" w:hint="default"/>
+      </w:rPr>
+    </w:lvl>
+    <w:lvl w:ilvl="2" w:tplc="40090005" w:tentative="1">
+      <w:start w:val="1"/>
+      <w:numFmt w:val="bullet"/>
+      <w:lvlText w:val=""/>
+      <w:lvlJc w:val="left"/>
+      <w:pPr>
+        <w:ind w:left="2160" w:hanging="360"/>
+      </w:pPr>
+      <w:rPr>
+        <w:rFonts w:ascii="Wingdings" w:hAnsi="Wingdings" w:hint="default"/>
+      </w:rPr>
+    </w:lvl>
+    <w:lvl w:ilvl="3" w:tplc="40090001" w:tentative="1">
+      <w:start w:val="1"/>
+      <w:numFmt w:val="bullet"/>
+      <w:lvlText w:val=""/>
+      <w:lvlJc w:val="left"/>
+      <w:pPr>
+        <w:ind w:left="2880" w:hanging="360"/>
+      </w:pPr>
+      <w:rPr>
+        <w:rFonts w:ascii="Symbol" w:hAnsi="Symbol" w:hint="default"/>
+      </w:rPr>
+    </w:lvl>
+    <w:lvl w:ilvl="4" w:tplc="40090003" w:tentative="1">
+      <w:start w:val="1"/>
+      <w:numFmt w:val="bullet"/>
+      <w:lvlText w:val="o"/>
+      <w:lvlJc w:val="left"/>
+      <w:pPr>
+        <w:ind w:left="3600" w:hanging="360"/>
+      </w:pPr>
+      <w:rPr>
+        <w:rFonts w:ascii="Courier New" w:hAnsi="Courier New" w:cs="Courier New" w:hint="default"/>
+      </w:rPr>
+    </w:lvl>
+    <w:lvl w:ilvl="5" w:tplc="40090005" w:tentative="1">
+      <w:start w:val="1"/>
+      <w:numFmt w:val="bullet"/>
+      <w:lvlText w:val=""/>
+      <w:lvlJc w:val="left"/>
+      <w:pPr>
+        <w:ind w:left="4320" w:hanging="360"/>
+      </w:pPr>
+      <w:rPr>
+        <w:rFonts w:ascii="Wingdings" w:hAnsi="Wingdings" w:hint="default"/>
+      </w:rPr>
+    </w:lvl>
+    <w:lvl w:ilvl="6" w:tplc="40090001" w:tentative="1">
+      <w:start w:val="1"/>
+      <w:numFmt w:val="bullet"/>
+      <w:lvlText w:val=""/>
+      <w:lvlJc w:val="left"/>
+      <w:pPr>
+        <w:ind w:left="5040" w:hanging="360"/>
+      </w:pPr>
+      <w:rPr>
+        <w:rFonts w:ascii="Symbol" w:hAnsi="Symbol" w:hint="default"/>
+      </w:rPr>
+    </w:lvl>
+    <w:lvl w:ilvl="7" w:tplc="40090003" w:tentative="1">
+      <w:start w:val="1"/>
+      <w:numFmt w:val="bullet"/>
+      <w:lvlText w:val="o"/>
+      <w:lvlJc w:val="left"/>
+      <w:pPr>
+        <w:ind w:left="5760" w:hanging="360"/>
+      </w:pPr>
+      <w:rPr>
+        <w:rFonts w:ascii="Courier New" w:hAnsi="Courier New" w:cs="Courier New" w:hint="default"/>
+      </w:rPr>
+    </w:lvl>
+    <w:lvl w:ilvl="8" w:tplc="40090005" w:tentative="1">
+      <w:start w:val="1"/>
+      <w:numFmt w:val="bullet"/>
+      <w:lvlText w:val=""/>
+      <w:lvlJc w:val="left"/>
+      <w:pPr>
+        <w:ind w:left="6480" w:hanging="360"/>
+      </w:pPr>
+      <w:rPr>
+        <w:rFonts w:ascii="Wingdings" w:hAnsi="Wingdings" w:hint="default"/>
+      </w:rPr>
+    </w:lvl>
+  </w:abstractNum>
   <w:num w:numId="1" w16cid:durableId="1416395876">
-    <w:abstractNumId w:val="6"/>
+    <w:abstractNumId w:val="7"/>
   </w:num>
   <w:num w:numId="2" w16cid:durableId="813958647">
     <w:abstractNumId w:val="1"/>
@@ -2885,7 +5076,7 @@
     <w:abstractNumId w:val="0"/>
   </w:num>
   <w:num w:numId="5" w16cid:durableId="1110855550">
-    <w:abstractNumId w:val="7"/>
+    <w:abstractNumId w:val="8"/>
   </w:num>
   <w:num w:numId="6" w16cid:durableId="171534777">
     <w:abstractNumId w:val="3"/>
@@ -2894,6 +5085,12 @@
     <w:abstractNumId w:val="4"/>
   </w:num>
   <w:num w:numId="8" w16cid:durableId="1730037125">
+    <w:abstractNumId w:val="6"/>
+  </w:num>
+  <w:num w:numId="9" w16cid:durableId="126627976">
+    <w:abstractNumId w:val="9"/>
+  </w:num>
+  <w:num w:numId="10" w16cid:durableId="2027519522">
     <w:abstractNumId w:val="5"/>
   </w:num>
 </w:numbering>
@@ -3350,7 +5547,6 @@
     <w:next w:val="Normal"/>
     <w:link w:val="Heading3Char"/>
     <w:uiPriority w:val="9"/>
-    <w:semiHidden/>
     <w:unhideWhenUsed/>
     <w:qFormat/>
     <w:rsid w:val="00CF447D"/>
@@ -3557,7 +5753,6 @@
     <w:basedOn w:val="DefaultParagraphFont"/>
     <w:link w:val="Heading3"/>
     <w:uiPriority w:val="9"/>
-    <w:semiHidden/>
     <w:rsid w:val="00CF447D"/>
     <w:rPr>
       <w:rFonts w:eastAsiaTheme="majorEastAsia" w:cstheme="majorBidi"/>
@@ -3814,6 +6009,224 @@
       <w:color w:val="0F4761" w:themeColor="accent1" w:themeShade="BF"/>
       <w:spacing w:val="5"/>
     </w:rPr>
+  </w:style>
+  <w:style w:type="table" w:styleId="TableGrid">
+    <w:name w:val="Table Grid"/>
+    <w:basedOn w:val="TableNormal"/>
+    <w:uiPriority w:val="39"/>
+    <w:rsid w:val="00B04E6D"/>
+    <w:pPr>
+      <w:spacing w:after="0" w:line="240" w:lineRule="auto"/>
+    </w:pPr>
+    <w:tblPr>
+      <w:tblBorders>
+        <w:top w:val="single" w:sz="4" w:space="0" w:color="auto"/>
+        <w:left w:val="single" w:sz="4" w:space="0" w:color="auto"/>
+        <w:bottom w:val="single" w:sz="4" w:space="0" w:color="auto"/>
+        <w:right w:val="single" w:sz="4" w:space="0" w:color="auto"/>
+        <w:insideH w:val="single" w:sz="4" w:space="0" w:color="auto"/>
+        <w:insideV w:val="single" w:sz="4" w:space="0" w:color="auto"/>
+      </w:tblBorders>
+    </w:tblPr>
+  </w:style>
+  <w:style w:type="table" w:styleId="GridTable5Dark-Accent4">
+    <w:name w:val="Grid Table 5 Dark Accent 4"/>
+    <w:basedOn w:val="TableNormal"/>
+    <w:uiPriority w:val="50"/>
+    <w:rsid w:val="00B04E6D"/>
+    <w:pPr>
+      <w:spacing w:after="0" w:line="240" w:lineRule="auto"/>
+    </w:pPr>
+    <w:tblPr>
+      <w:tblStyleRowBandSize w:val="1"/>
+      <w:tblStyleColBandSize w:val="1"/>
+      <w:tblBorders>
+        <w:top w:val="single" w:sz="4" w:space="0" w:color="FFFFFF" w:themeColor="background1"/>
+        <w:left w:val="single" w:sz="4" w:space="0" w:color="FFFFFF" w:themeColor="background1"/>
+        <w:bottom w:val="single" w:sz="4" w:space="0" w:color="FFFFFF" w:themeColor="background1"/>
+        <w:right w:val="single" w:sz="4" w:space="0" w:color="FFFFFF" w:themeColor="background1"/>
+        <w:insideH w:val="single" w:sz="4" w:space="0" w:color="FFFFFF" w:themeColor="background1"/>
+        <w:insideV w:val="single" w:sz="4" w:space="0" w:color="FFFFFF" w:themeColor="background1"/>
+      </w:tblBorders>
+    </w:tblPr>
+    <w:tcPr>
+      <w:shd w:val="clear" w:color="auto" w:fill="CAEDFB" w:themeFill="accent4" w:themeFillTint="33"/>
+    </w:tcPr>
+    <w:tblStylePr w:type="firstRow">
+      <w:rPr>
+        <w:b/>
+        <w:bCs/>
+        <w:color w:val="FFFFFF" w:themeColor="background1"/>
+      </w:rPr>
+      <w:tblPr/>
+      <w:tcPr>
+        <w:tcBorders>
+          <w:top w:val="single" w:sz="4" w:space="0" w:color="FFFFFF" w:themeColor="background1"/>
+          <w:left w:val="single" w:sz="4" w:space="0" w:color="FFFFFF" w:themeColor="background1"/>
+          <w:right w:val="single" w:sz="4" w:space="0" w:color="FFFFFF" w:themeColor="background1"/>
+          <w:insideH w:val="nil"/>
+          <w:insideV w:val="nil"/>
+        </w:tcBorders>
+        <w:shd w:val="clear" w:color="auto" w:fill="0F9ED5" w:themeFill="accent4"/>
+      </w:tcPr>
+    </w:tblStylePr>
+    <w:tblStylePr w:type="lastRow">
+      <w:rPr>
+        <w:b/>
+        <w:bCs/>
+        <w:color w:val="FFFFFF" w:themeColor="background1"/>
+      </w:rPr>
+      <w:tblPr/>
+      <w:tcPr>
+        <w:tcBorders>
+          <w:left w:val="single" w:sz="4" w:space="0" w:color="FFFFFF" w:themeColor="background1"/>
+          <w:bottom w:val="single" w:sz="4" w:space="0" w:color="FFFFFF" w:themeColor="background1"/>
+          <w:right w:val="single" w:sz="4" w:space="0" w:color="FFFFFF" w:themeColor="background1"/>
+          <w:insideH w:val="nil"/>
+          <w:insideV w:val="nil"/>
+        </w:tcBorders>
+        <w:shd w:val="clear" w:color="auto" w:fill="0F9ED5" w:themeFill="accent4"/>
+      </w:tcPr>
+    </w:tblStylePr>
+    <w:tblStylePr w:type="firstCol">
+      <w:rPr>
+        <w:b/>
+        <w:bCs/>
+        <w:color w:val="FFFFFF" w:themeColor="background1"/>
+      </w:rPr>
+      <w:tblPr/>
+      <w:tcPr>
+        <w:tcBorders>
+          <w:top w:val="single" w:sz="4" w:space="0" w:color="FFFFFF" w:themeColor="background1"/>
+          <w:left w:val="single" w:sz="4" w:space="0" w:color="FFFFFF" w:themeColor="background1"/>
+          <w:bottom w:val="single" w:sz="4" w:space="0" w:color="FFFFFF" w:themeColor="background1"/>
+          <w:insideV w:val="nil"/>
+        </w:tcBorders>
+        <w:shd w:val="clear" w:color="auto" w:fill="0F9ED5" w:themeFill="accent4"/>
+      </w:tcPr>
+    </w:tblStylePr>
+    <w:tblStylePr w:type="lastCol">
+      <w:rPr>
+        <w:b/>
+        <w:bCs/>
+        <w:color w:val="FFFFFF" w:themeColor="background1"/>
+      </w:rPr>
+      <w:tblPr/>
+      <w:tcPr>
+        <w:tcBorders>
+          <w:top w:val="single" w:sz="4" w:space="0" w:color="FFFFFF" w:themeColor="background1"/>
+          <w:bottom w:val="single" w:sz="4" w:space="0" w:color="FFFFFF" w:themeColor="background1"/>
+          <w:right w:val="single" w:sz="4" w:space="0" w:color="FFFFFF" w:themeColor="background1"/>
+          <w:insideV w:val="nil"/>
+        </w:tcBorders>
+        <w:shd w:val="clear" w:color="auto" w:fill="0F9ED5" w:themeFill="accent4"/>
+      </w:tcPr>
+    </w:tblStylePr>
+    <w:tblStylePr w:type="band1Vert">
+      <w:tblPr/>
+      <w:tcPr>
+        <w:shd w:val="clear" w:color="auto" w:fill="95DCF7" w:themeFill="accent4" w:themeFillTint="66"/>
+      </w:tcPr>
+    </w:tblStylePr>
+    <w:tblStylePr w:type="band1Horz">
+      <w:tblPr/>
+      <w:tcPr>
+        <w:shd w:val="clear" w:color="auto" w:fill="95DCF7" w:themeFill="accent4" w:themeFillTint="66"/>
+      </w:tcPr>
+    </w:tblStylePr>
+  </w:style>
+  <w:style w:type="paragraph" w:styleId="NormalWeb">
+    <w:name w:val="Normal (Web)"/>
+    <w:basedOn w:val="Normal"/>
+    <w:uiPriority w:val="99"/>
+    <w:semiHidden/>
+    <w:unhideWhenUsed/>
+    <w:rsid w:val="008B322F"/>
+    <w:pPr>
+      <w:spacing w:before="100" w:beforeAutospacing="1" w:after="100" w:afterAutospacing="1" w:line="240" w:lineRule="auto"/>
+    </w:pPr>
+    <w:rPr>
+      <w:rFonts w:ascii="Times New Roman" w:eastAsia="Times New Roman" w:hAnsi="Times New Roman" w:cs="Times New Roman"/>
+      <w:kern w:val="0"/>
+      <w:lang w:eastAsia="en-IN"/>
+      <w14:ligatures w14:val="none"/>
+    </w:rPr>
+  </w:style>
+  <w:style w:type="table" w:styleId="GridTable4-Accent4">
+    <w:name w:val="Grid Table 4 Accent 4"/>
+    <w:basedOn w:val="TableNormal"/>
+    <w:uiPriority w:val="49"/>
+    <w:rsid w:val="003009C3"/>
+    <w:pPr>
+      <w:spacing w:after="0" w:line="240" w:lineRule="auto"/>
+    </w:pPr>
+    <w:tblPr>
+      <w:tblStyleRowBandSize w:val="1"/>
+      <w:tblStyleColBandSize w:val="1"/>
+      <w:tblBorders>
+        <w:top w:val="single" w:sz="4" w:space="0" w:color="60CAF3" w:themeColor="accent4" w:themeTint="99"/>
+        <w:left w:val="single" w:sz="4" w:space="0" w:color="60CAF3" w:themeColor="accent4" w:themeTint="99"/>
+        <w:bottom w:val="single" w:sz="4" w:space="0" w:color="60CAF3" w:themeColor="accent4" w:themeTint="99"/>
+        <w:right w:val="single" w:sz="4" w:space="0" w:color="60CAF3" w:themeColor="accent4" w:themeTint="99"/>
+        <w:insideH w:val="single" w:sz="4" w:space="0" w:color="60CAF3" w:themeColor="accent4" w:themeTint="99"/>
+        <w:insideV w:val="single" w:sz="4" w:space="0" w:color="60CAF3" w:themeColor="accent4" w:themeTint="99"/>
+      </w:tblBorders>
+    </w:tblPr>
+    <w:tblStylePr w:type="firstRow">
+      <w:rPr>
+        <w:b/>
+        <w:bCs/>
+        <w:color w:val="FFFFFF" w:themeColor="background1"/>
+      </w:rPr>
+      <w:tblPr/>
+      <w:tcPr>
+        <w:tcBorders>
+          <w:top w:val="single" w:sz="4" w:space="0" w:color="0F9ED5" w:themeColor="accent4"/>
+          <w:left w:val="single" w:sz="4" w:space="0" w:color="0F9ED5" w:themeColor="accent4"/>
+          <w:bottom w:val="single" w:sz="4" w:space="0" w:color="0F9ED5" w:themeColor="accent4"/>
+          <w:right w:val="single" w:sz="4" w:space="0" w:color="0F9ED5" w:themeColor="accent4"/>
+          <w:insideH w:val="nil"/>
+          <w:insideV w:val="nil"/>
+        </w:tcBorders>
+        <w:shd w:val="clear" w:color="auto" w:fill="0F9ED5" w:themeFill="accent4"/>
+      </w:tcPr>
+    </w:tblStylePr>
+    <w:tblStylePr w:type="lastRow">
+      <w:rPr>
+        <w:b/>
+        <w:bCs/>
+      </w:rPr>
+      <w:tblPr/>
+      <w:tcPr>
+        <w:tcBorders>
+          <w:top w:val="double" w:sz="4" w:space="0" w:color="0F9ED5" w:themeColor="accent4"/>
+        </w:tcBorders>
+      </w:tcPr>
+    </w:tblStylePr>
+    <w:tblStylePr w:type="firstCol">
+      <w:rPr>
+        <w:b/>
+        <w:bCs/>
+      </w:rPr>
+    </w:tblStylePr>
+    <w:tblStylePr w:type="lastCol">
+      <w:rPr>
+        <w:b/>
+        <w:bCs/>
+      </w:rPr>
+    </w:tblStylePr>
+    <w:tblStylePr w:type="band1Vert">
+      <w:tblPr/>
+      <w:tcPr>
+        <w:shd w:val="clear" w:color="auto" w:fill="CAEDFB" w:themeFill="accent4" w:themeFillTint="33"/>
+      </w:tcPr>
+    </w:tblStylePr>
+    <w:tblStylePr w:type="band1Horz">
+      <w:tblPr/>
+      <w:tcPr>
+        <w:shd w:val="clear" w:color="auto" w:fill="CAEDFB" w:themeFill="accent4" w:themeFillTint="33"/>
+      </w:tcPr>
+    </w:tblStylePr>
   </w:style>
 </w:styles>
 </file>
